--- a/packages/document-engine/templates/fire/1.2_fire_decision_training.docx
+++ b/packages/document-engine/templates/fire/1.2_fire_decision_training.docx
@@ -2277,18 +2277,6 @@
       <w:r>
         <w:rPr>
           <w:rFonts w:eastAsia="Arial" w:cs="Arial" w:ascii="Arial" w:hAnsi="Arial"/>
-          <w:color w:val="auto"/>
-          <w:spacing w:val="0"/>
-          <w:w w:val="100"/>
-          <w:sz w:val="20"/>
-          <w:szCs w:val="20"/>
-          <w:lang w:val="ro-RO"/>
-        </w:rPr>
-        <w:t>personalul administrativ{{</w:t>
-      </w:r>
-      <w:r>
-        <w:rPr>
-          <w:rFonts w:eastAsia="Arial" w:cs="Arial" w:ascii="Arial" w:hAnsi="Arial"/>
           <w:b/>
           <w:bCs/>
           <w:color w:val="auto"/>
@@ -2298,20 +2286,29 @@
           <w:szCs w:val="20"/>
           <w:lang w:val="ro-RO"/>
         </w:rPr>
-        <w:t>#fire.staff.admin</w:t>
-      </w:r>
-      <w:r>
-        <w:rPr>
-          <w:rFonts w:eastAsia="Arial" w:cs="Arial" w:ascii="Arial" w:hAnsi="Arial"/>
-          <w:color w:val="auto"/>
-          <w:spacing w:val="0"/>
-          <w:w w:val="100"/>
-          <w:sz w:val="20"/>
-          <w:szCs w:val="20"/>
-          <w:lang w:val="ro-RO"/>
-        </w:rPr>
-        <w:t>istrativeText}} ({{f</w:t>
-      </w:r>
+        <w:t>{{#fire.staff.administrativeText}}</w:t>
+      </w:r>
+    </w:p>
+    <w:p>
+      <w:pPr>
+        <w:pStyle w:val="Normal"/>
+        <w:widowControl/>
+        <w:numPr>
+          <w:ilvl w:val="0"/>
+          <w:numId w:val="11"/>
+        </w:numPr>
+        <w:tabs>
+          <w:tab w:val="clear" w:pos="708"/>
+        </w:tabs>
+        <w:spacing w:before="0" w:after="40"/>
+        <w:ind w:right="29"/>
+        <w:jc w:val="left"/>
+        <w:rPr>
+          <w:rFonts w:ascii="Arial" w:hAnsi="Arial" w:cs="Arial"/>
+          <w:sz w:val="20"/>
+          <w:szCs w:val="20"/>
+        </w:rPr>
+      </w:pPr>
       <w:r>
         <w:rPr>
           <w:rFonts w:eastAsia="Arial" w:cs="Arial" w:ascii="Arial" w:hAnsi="Arial"/>
@@ -2324,7 +2321,7 @@
           <w:szCs w:val="20"/>
           <w:lang w:val="ro-RO"/>
         </w:rPr>
-        <w:t>ire.staff.administrativeText}}){{/fire.staff.administrativeText}} va fi instruit la {{fire.schedule.administrativeIntervalLabel}}, respectiv în {{fire.schedule.administrativeMonths}}, în perioada (zilele) {{fire.schedule.dayFrom}} – {{fire.schedule.dayTo}} ale lunii;</w:t>
+        <w:t>personalul administrativ ({{fire.staff.administrativeText}}) va fi instruit la {{fire.schedule.administrativeIntervalLabel}}, respectiv în {{fire.schedule.administrativeMonths}}, în perioada (zilele) {{fire.schedule.dayFrom}} – {{fire.schedule.dayTo}} ale lunii;</w:t>
       </w:r>
     </w:p>
     <w:p>
@@ -2350,18 +2347,6 @@
       <w:r>
         <w:rPr>
           <w:rFonts w:eastAsia="Arial" w:cs="Arial" w:ascii="Arial" w:hAnsi="Arial"/>
-          <w:color w:val="auto"/>
-          <w:spacing w:val="0"/>
-          <w:w w:val="100"/>
-          <w:sz w:val="20"/>
-          <w:szCs w:val="20"/>
-          <w:lang w:val="ro-RO"/>
-        </w:rPr>
-        <w:t>personalul de execuție{</w:t>
-      </w:r>
-      <w:r>
-        <w:rPr>
-          <w:rFonts w:eastAsia="Arial" w:cs="Arial" w:ascii="Arial" w:hAnsi="Arial"/>
           <w:b/>
           <w:bCs/>
           <w:color w:val="auto"/>
@@ -2371,20 +2356,29 @@
           <w:szCs w:val="20"/>
           <w:lang w:val="ro-RO"/>
         </w:rPr>
-        <w:t>{#fire.staff.executionText}} ({{fire.</w:t>
-      </w:r>
-      <w:r>
-        <w:rPr>
-          <w:rFonts w:eastAsia="Arial" w:cs="Arial" w:ascii="Arial" w:hAnsi="Arial"/>
-          <w:color w:val="auto"/>
-          <w:spacing w:val="0"/>
-          <w:w w:val="100"/>
-          <w:sz w:val="20"/>
-          <w:szCs w:val="20"/>
-          <w:lang w:val="ro-RO"/>
-        </w:rPr>
-        <w:t>staff.executionText}}</w:t>
-      </w:r>
+        <w:t>{{/fire.staff.administrativeText}}</w:t>
+      </w:r>
+    </w:p>
+    <w:p>
+      <w:pPr>
+        <w:pStyle w:val="Normal"/>
+        <w:widowControl/>
+        <w:numPr>
+          <w:ilvl w:val="0"/>
+          <w:numId w:val="11"/>
+        </w:numPr>
+        <w:tabs>
+          <w:tab w:val="clear" w:pos="708"/>
+        </w:tabs>
+        <w:spacing w:before="0" w:after="40"/>
+        <w:ind w:right="29"/>
+        <w:jc w:val="left"/>
+        <w:rPr>
+          <w:rFonts w:ascii="Arial" w:hAnsi="Arial" w:cs="Arial"/>
+          <w:sz w:val="20"/>
+          <w:szCs w:val="20"/>
+        </w:rPr>
+      </w:pPr>
       <w:r>
         <w:rPr>
           <w:rFonts w:eastAsia="Arial" w:cs="Arial" w:ascii="Arial" w:hAnsi="Arial"/>
@@ -2397,7 +2391,77 @@
           <w:szCs w:val="20"/>
           <w:lang w:val="ro-RO"/>
         </w:rPr>
-        <w:t>){{/fire.staff.executionText}} va fi instruit la {{fire.schedule.workerIntervalLabel}}, respectiv în {{fire.schedule.workerMonths}}, în perioada (zilele) {{fire.schedule.dayFrom}} – {{fire.schedule.dayTo}} ale lunii;</w:t>
+        <w:t>{{#fire.staff.executionText}}</w:t>
+      </w:r>
+    </w:p>
+    <w:p>
+      <w:pPr>
+        <w:pStyle w:val="Normal"/>
+        <w:widowControl/>
+        <w:numPr>
+          <w:ilvl w:val="0"/>
+          <w:numId w:val="11"/>
+        </w:numPr>
+        <w:tabs>
+          <w:tab w:val="clear" w:pos="708"/>
+        </w:tabs>
+        <w:spacing w:before="0" w:after="40"/>
+        <w:ind w:right="29"/>
+        <w:jc w:val="left"/>
+        <w:rPr>
+          <w:rFonts w:ascii="Arial" w:hAnsi="Arial" w:cs="Arial"/>
+          <w:sz w:val="20"/>
+          <w:szCs w:val="20"/>
+        </w:rPr>
+      </w:pPr>
+      <w:r>
+        <w:rPr>
+          <w:rFonts w:eastAsia="Arial" w:cs="Arial" w:ascii="Arial" w:hAnsi="Arial"/>
+          <w:b/>
+          <w:bCs/>
+          <w:color w:val="auto"/>
+          <w:spacing w:val="0"/>
+          <w:w w:val="100"/>
+          <w:sz w:val="20"/>
+          <w:szCs w:val="20"/>
+          <w:lang w:val="ro-RO"/>
+        </w:rPr>
+        <w:t>personalul de execuție ({{fire.staff.executionText}}) va fi instruit la {{fire.schedule.workerIntervalLabel}}, respectiv în {{fire.schedule.workerMonths}}, în perioada (zilele) {{fire.schedule.dayFrom}} – {{fire.schedule.dayTo}} ale lunii;</w:t>
+      </w:r>
+    </w:p>
+    <w:p>
+      <w:pPr>
+        <w:pStyle w:val="Normal"/>
+        <w:widowControl/>
+        <w:numPr>
+          <w:ilvl w:val="0"/>
+          <w:numId w:val="11"/>
+        </w:numPr>
+        <w:tabs>
+          <w:tab w:val="clear" w:pos="708"/>
+        </w:tabs>
+        <w:spacing w:before="0" w:after="40"/>
+        <w:ind w:right="29"/>
+        <w:jc w:val="left"/>
+        <w:rPr>
+          <w:rFonts w:ascii="Arial" w:hAnsi="Arial" w:cs="Arial"/>
+          <w:sz w:val="20"/>
+          <w:szCs w:val="20"/>
+        </w:rPr>
+      </w:pPr>
+      <w:r>
+        <w:rPr>
+          <w:rFonts w:eastAsia="Arial" w:cs="Arial" w:ascii="Arial" w:hAnsi="Arial"/>
+          <w:b/>
+          <w:bCs/>
+          <w:color w:val="auto"/>
+          <w:spacing w:val="0"/>
+          <w:w w:val="100"/>
+          <w:sz w:val="20"/>
+          <w:szCs w:val="20"/>
+          <w:lang w:val="ro-RO"/>
+        </w:rPr>
+        <w:t>{{/fire.staff.executionText}}</w:t>
       </w:r>
     </w:p>
     <w:p>
@@ -6133,7 +6197,7 @@
     <w:pPr>
       <w:pStyle w:val="Footer"/>
       <w:spacing w:before="60" w:after="0"/>
-      <w:ind w:hanging="0" w:left="0"/>
+      <w:ind w:hanging="0" w:left="0" w:right="0"/>
       <w:jc w:val="center"/>
       <w:rPr>
         <w:rFonts w:ascii="Arial" w:hAnsi="Arial" w:eastAsia="Arial" w:cs="Arial"/>

--- a/packages/document-engine/templates/fire/1.2_fire_decision_training.docx
+++ b/packages/document-engine/templates/fire/1.2_fire_decision_training.docx
@@ -1183,6 +1183,9 @@
           <w:ilvl w:val="2"/>
           <w:numId w:val="21"/>
         </w:numPr>
+        <w:tabs>
+          <w:tab w:val="clear" w:pos="916"/>
+        </w:tabs>
         <w:spacing w:before="0" w:after="40"/>
         <w:jc w:val="left"/>
         <w:rPr>
@@ -1212,7 +1215,10 @@
           <w:ilvl w:val="2"/>
           <w:numId w:val="21"/>
         </w:numPr>
-        <w:spacing w:before="0" w:after="120"/>
+        <w:tabs>
+          <w:tab w:val="clear" w:pos="916"/>
+        </w:tabs>
+        <w:spacing w:before="0" w:after="40"/>
         <w:jc w:val="left"/>
         <w:rPr>
           <w:rFonts w:ascii="Arial" w:hAnsi="Arial" w:cs="Arial"/>
@@ -1365,6 +1371,9 @@
           <w:ilvl w:val="0"/>
           <w:numId w:val="19"/>
         </w:numPr>
+        <w:tabs>
+          <w:tab w:val="clear" w:pos="916"/>
+        </w:tabs>
         <w:spacing w:before="0" w:after="40"/>
         <w:jc w:val="left"/>
         <w:rPr>
@@ -1627,7 +1636,7 @@
           <w:szCs w:val="20"/>
           <w:lang w:val="ro-RO"/>
         </w:rPr>
-        <w:t>acționarea cu mijloace inițiale de combatere a incendiului (stingătoare, hidranți, instalații/ speciale) din dotarea spațiilor afectate;</w:t>
+        <w:t>acționarea cu mijloace inițiale de combatere a incendiului (stingătoare, hidranți, instalații speciale) din dotarea spațiilor afectate;</w:t>
       </w:r>
     </w:p>
     <w:p>
@@ -1657,7 +1666,7 @@
           <w:szCs w:val="20"/>
           <w:lang w:val="ro-RO"/>
         </w:rPr>
-        <w:t>se va avea o atenție sporită în cazul acțiunilor efectuate simultan (ex.: evacuare persoane și intervenție folosind mijloacele de / primă intervenție), ordinea înscrisă este cea a priorităților.</w:t>
+        <w:t>se va avea o atenție sporită în cazul acțiunilor efectuate simultan (ex.: evacuare persoane și intervenție folosind mijloacele de primă intervenție), ordinea înscrisă este cea a priorităților.</w:t>
       </w:r>
     </w:p>
     <w:p>
@@ -1668,6 +1677,9 @@
           <w:ilvl w:val="0"/>
           <w:numId w:val="19"/>
         </w:numPr>
+        <w:tabs>
+          <w:tab w:val="clear" w:pos="916"/>
+        </w:tabs>
         <w:spacing w:before="0" w:after="40"/>
         <w:jc w:val="left"/>
         <w:rPr>
@@ -1736,7 +1748,7 @@
         <w:widowControl/>
         <w:numPr>
           <w:ilvl w:val="1"/>
-          <w:numId w:val="8"/>
+          <w:numId w:val="23"/>
         </w:numPr>
         <w:tabs>
           <w:tab w:val="clear" w:pos="916"/>
@@ -1768,12 +1780,12 @@
         <w:widowControl/>
         <w:numPr>
           <w:ilvl w:val="1"/>
-          <w:numId w:val="8"/>
+          <w:numId w:val="23"/>
         </w:numPr>
         <w:tabs>
           <w:tab w:val="clear" w:pos="916"/>
         </w:tabs>
-        <w:spacing w:before="0" w:after="120"/>
+        <w:spacing w:before="0" w:after="40"/>
         <w:jc w:val="left"/>
         <w:rPr>
           <w:rFonts w:ascii="Arial" w:hAnsi="Arial" w:cs="Arial"/>
@@ -1926,6 +1938,9 @@
           <w:ilvl w:val="1"/>
           <w:numId w:val="14"/>
         </w:numPr>
+        <w:tabs>
+          <w:tab w:val="clear" w:pos="916"/>
+        </w:tabs>
         <w:spacing w:before="0" w:after="40"/>
         <w:jc w:val="left"/>
         <w:rPr>
@@ -1952,7 +1967,7 @@
         <w:widowControl/>
         <w:numPr>
           <w:ilvl w:val="1"/>
-          <w:numId w:val="8"/>
+          <w:numId w:val="24"/>
         </w:numPr>
         <w:tabs>
           <w:tab w:val="clear" w:pos="916"/>
@@ -1983,7 +1998,7 @@
         <w:widowControl/>
         <w:numPr>
           <w:ilvl w:val="1"/>
-          <w:numId w:val="8"/>
+          <w:numId w:val="24"/>
         </w:numPr>
         <w:tabs>
           <w:tab w:val="clear" w:pos="916"/>
@@ -2014,7 +2029,7 @@
         <w:widowControl/>
         <w:numPr>
           <w:ilvl w:val="1"/>
-          <w:numId w:val="8"/>
+          <w:numId w:val="24"/>
         </w:numPr>
         <w:tabs>
           <w:tab w:val="clear" w:pos="916"/>
@@ -2045,7 +2060,7 @@
         <w:widowControl/>
         <w:numPr>
           <w:ilvl w:val="1"/>
-          <w:numId w:val="8"/>
+          <w:numId w:val="24"/>
         </w:numPr>
         <w:tabs>
           <w:tab w:val="clear" w:pos="916"/>
@@ -2076,7 +2091,7 @@
         <w:widowControl/>
         <w:numPr>
           <w:ilvl w:val="1"/>
-          <w:numId w:val="8"/>
+          <w:numId w:val="24"/>
         </w:numPr>
         <w:tabs>
           <w:tab w:val="clear" w:pos="916"/>
@@ -2107,7 +2122,7 @@
         <w:widowControl/>
         <w:numPr>
           <w:ilvl w:val="1"/>
-          <w:numId w:val="8"/>
+          <w:numId w:val="24"/>
         </w:numPr>
         <w:tabs>
           <w:tab w:val="clear" w:pos="916"/>
@@ -2140,6 +2155,9 @@
           <w:ilvl w:val="1"/>
           <w:numId w:val="14"/>
         </w:numPr>
+        <w:tabs>
+          <w:tab w:val="clear" w:pos="916"/>
+        </w:tabs>
         <w:spacing w:before="0" w:after="40"/>
         <w:jc w:val="left"/>
         <w:rPr>
@@ -2210,6 +2228,9 @@
           <w:ilvl w:val="0"/>
           <w:numId w:val="9"/>
         </w:numPr>
+        <w:tabs>
+          <w:tab w:val="clear" w:pos="916"/>
+        </w:tabs>
         <w:spacing w:before="0" w:after="40"/>
         <w:jc w:val="left"/>
         <w:rPr>
@@ -2472,6 +2493,9 @@
           <w:ilvl w:val="0"/>
           <w:numId w:val="9"/>
         </w:numPr>
+        <w:tabs>
+          <w:tab w:val="clear" w:pos="916"/>
+        </w:tabs>
         <w:spacing w:before="0" w:after="40"/>
         <w:jc w:val="left"/>
         <w:rPr>
@@ -2500,6 +2524,9 @@
           <w:ilvl w:val="0"/>
           <w:numId w:val="9"/>
         </w:numPr>
+        <w:tabs>
+          <w:tab w:val="clear" w:pos="916"/>
+        </w:tabs>
         <w:spacing w:before="0" w:after="40"/>
         <w:jc w:val="left"/>
         <w:rPr>
@@ -2529,7 +2556,10 @@
           <w:ilvl w:val="0"/>
           <w:numId w:val="9"/>
         </w:numPr>
-        <w:spacing w:before="0" w:after="120"/>
+        <w:tabs>
+          <w:tab w:val="clear" w:pos="916"/>
+        </w:tabs>
+        <w:spacing w:before="0" w:after="40"/>
         <w:jc w:val="left"/>
         <w:rPr>
           <w:rFonts w:ascii="Arial" w:hAnsi="Arial" w:cs="Arial"/>
@@ -2557,6 +2587,9 @@
           <w:ilvl w:val="0"/>
           <w:numId w:val="13"/>
         </w:numPr>
+        <w:tabs>
+          <w:tab w:val="clear" w:pos="916"/>
+        </w:tabs>
         <w:spacing w:before="0" w:after="40"/>
         <w:jc w:val="left"/>
         <w:rPr>
@@ -2585,6 +2618,9 @@
           <w:ilvl w:val="0"/>
           <w:numId w:val="13"/>
         </w:numPr>
+        <w:tabs>
+          <w:tab w:val="clear" w:pos="916"/>
+        </w:tabs>
         <w:spacing w:before="0" w:after="40"/>
         <w:jc w:val="left"/>
         <w:rPr>
@@ -2613,6 +2649,9 @@
           <w:ilvl w:val="0"/>
           <w:numId w:val="13"/>
         </w:numPr>
+        <w:tabs>
+          <w:tab w:val="clear" w:pos="916"/>
+        </w:tabs>
         <w:spacing w:before="0" w:after="40"/>
         <w:jc w:val="left"/>
         <w:rPr>
@@ -2640,6 +2679,9 @@
           <w:ilvl w:val="0"/>
           <w:numId w:val="13"/>
         </w:numPr>
+        <w:tabs>
+          <w:tab w:val="clear" w:pos="916"/>
+        </w:tabs>
         <w:spacing w:before="0" w:after="40"/>
         <w:jc w:val="left"/>
         <w:rPr>
@@ -2667,6 +2709,9 @@
           <w:ilvl w:val="0"/>
           <w:numId w:val="9"/>
         </w:numPr>
+        <w:tabs>
+          <w:tab w:val="clear" w:pos="916"/>
+        </w:tabs>
         <w:spacing w:before="0" w:after="40"/>
         <w:jc w:val="left"/>
         <w:rPr>
@@ -2737,6 +2782,9 @@
           <w:ilvl w:val="1"/>
           <w:numId w:val="13"/>
         </w:numPr>
+        <w:tabs>
+          <w:tab w:val="clear" w:pos="916"/>
+        </w:tabs>
         <w:spacing w:before="0" w:after="40"/>
         <w:jc w:val="left"/>
         <w:rPr>
@@ -2765,6 +2813,9 @@
           <w:ilvl w:val="1"/>
           <w:numId w:val="13"/>
         </w:numPr>
+        <w:tabs>
+          <w:tab w:val="clear" w:pos="916"/>
+        </w:tabs>
         <w:spacing w:before="0" w:after="40"/>
         <w:jc w:val="left"/>
         <w:rPr>
@@ -2793,6 +2844,9 @@
           <w:ilvl w:val="1"/>
           <w:numId w:val="13"/>
         </w:numPr>
+        <w:tabs>
+          <w:tab w:val="clear" w:pos="916"/>
+        </w:tabs>
         <w:spacing w:before="0" w:after="40"/>
         <w:jc w:val="left"/>
         <w:rPr>
@@ -2821,6 +2875,9 @@
           <w:ilvl w:val="1"/>
           <w:numId w:val="13"/>
         </w:numPr>
+        <w:tabs>
+          <w:tab w:val="clear" w:pos="916"/>
+        </w:tabs>
         <w:spacing w:before="0" w:after="40"/>
         <w:jc w:val="left"/>
         <w:rPr>
@@ -2891,6 +2948,9 @@
           <w:ilvl w:val="0"/>
           <w:numId w:val="20"/>
         </w:numPr>
+        <w:tabs>
+          <w:tab w:val="clear" w:pos="916"/>
+        </w:tabs>
         <w:spacing w:before="0" w:after="40"/>
         <w:jc w:val="left"/>
         <w:rPr>
@@ -2920,7 +2980,10 @@
           <w:ilvl w:val="0"/>
           <w:numId w:val="20"/>
         </w:numPr>
-        <w:spacing w:before="0" w:after="120"/>
+        <w:tabs>
+          <w:tab w:val="clear" w:pos="916"/>
+        </w:tabs>
+        <w:spacing w:before="0" w:after="40"/>
         <w:jc w:val="left"/>
         <w:rPr>
           <w:rFonts w:ascii="Arial" w:hAnsi="Arial" w:cs="Arial"/>
@@ -2948,6 +3011,9 @@
           <w:ilvl w:val="0"/>
           <w:numId w:val="16"/>
         </w:numPr>
+        <w:tabs>
+          <w:tab w:val="clear" w:pos="916"/>
+        </w:tabs>
         <w:spacing w:before="0" w:after="40"/>
         <w:jc w:val="left"/>
         <w:rPr>
@@ -2975,6 +3041,9 @@
           <w:ilvl w:val="0"/>
           <w:numId w:val="16"/>
         </w:numPr>
+        <w:tabs>
+          <w:tab w:val="clear" w:pos="916"/>
+        </w:tabs>
         <w:spacing w:before="0" w:after="40"/>
         <w:jc w:val="left"/>
         <w:rPr>
@@ -3003,6 +3072,9 @@
           <w:ilvl w:val="0"/>
           <w:numId w:val="16"/>
         </w:numPr>
+        <w:tabs>
+          <w:tab w:val="clear" w:pos="916"/>
+        </w:tabs>
         <w:spacing w:before="0" w:after="40"/>
         <w:jc w:val="left"/>
         <w:rPr>
@@ -3030,6 +3102,9 @@
           <w:ilvl w:val="0"/>
           <w:numId w:val="16"/>
         </w:numPr>
+        <w:tabs>
+          <w:tab w:val="clear" w:pos="916"/>
+        </w:tabs>
         <w:spacing w:before="0" w:after="40"/>
         <w:jc w:val="left"/>
         <w:rPr>
@@ -3057,6 +3132,9 @@
           <w:ilvl w:val="0"/>
           <w:numId w:val="16"/>
         </w:numPr>
+        <w:tabs>
+          <w:tab w:val="clear" w:pos="916"/>
+        </w:tabs>
         <w:spacing w:before="0" w:after="40"/>
         <w:jc w:val="left"/>
         <w:rPr>
@@ -3085,6 +3163,9 @@
           <w:ilvl w:val="0"/>
           <w:numId w:val="16"/>
         </w:numPr>
+        <w:tabs>
+          <w:tab w:val="clear" w:pos="916"/>
+        </w:tabs>
         <w:spacing w:before="0" w:after="40"/>
         <w:jc w:val="left"/>
         <w:rPr>
@@ -3112,6 +3193,9 @@
           <w:ilvl w:val="0"/>
           <w:numId w:val="16"/>
         </w:numPr>
+        <w:tabs>
+          <w:tab w:val="clear" w:pos="916"/>
+        </w:tabs>
         <w:spacing w:before="0" w:after="40"/>
         <w:jc w:val="left"/>
         <w:rPr>
@@ -3140,6 +3224,9 @@
           <w:ilvl w:val="0"/>
           <w:numId w:val="16"/>
         </w:numPr>
+        <w:tabs>
+          <w:tab w:val="clear" w:pos="916"/>
+        </w:tabs>
         <w:spacing w:before="0" w:after="40"/>
         <w:jc w:val="left"/>
         <w:rPr>
@@ -3168,6 +3255,9 @@
           <w:ilvl w:val="0"/>
           <w:numId w:val="16"/>
         </w:numPr>
+        <w:tabs>
+          <w:tab w:val="clear" w:pos="916"/>
+        </w:tabs>
         <w:spacing w:before="0" w:after="40"/>
         <w:jc w:val="left"/>
         <w:rPr>
@@ -3196,6 +3286,9 @@
           <w:ilvl w:val="0"/>
           <w:numId w:val="16"/>
         </w:numPr>
+        <w:tabs>
+          <w:tab w:val="clear" w:pos="916"/>
+        </w:tabs>
         <w:spacing w:before="0" w:after="40"/>
         <w:jc w:val="left"/>
         <w:rPr>
@@ -3224,6 +3317,9 @@
           <w:ilvl w:val="0"/>
           <w:numId w:val="16"/>
         </w:numPr>
+        <w:tabs>
+          <w:tab w:val="clear" w:pos="916"/>
+        </w:tabs>
         <w:spacing w:before="0" w:after="40"/>
         <w:jc w:val="left"/>
         <w:rPr>
@@ -3252,6 +3348,9 @@
           <w:ilvl w:val="0"/>
           <w:numId w:val="16"/>
         </w:numPr>
+        <w:tabs>
+          <w:tab w:val="clear" w:pos="916"/>
+        </w:tabs>
         <w:spacing w:before="0" w:after="40"/>
         <w:jc w:val="left"/>
         <w:rPr>
@@ -3321,6 +3420,9 @@
           <w:ilvl w:val="0"/>
           <w:numId w:val="17"/>
         </w:numPr>
+        <w:tabs>
+          <w:tab w:val="clear" w:pos="916"/>
+        </w:tabs>
         <w:spacing w:before="0" w:after="40"/>
         <w:jc w:val="left"/>
         <w:rPr>
@@ -3349,6 +3451,9 @@
           <w:ilvl w:val="0"/>
           <w:numId w:val="17"/>
         </w:numPr>
+        <w:tabs>
+          <w:tab w:val="clear" w:pos="916"/>
+        </w:tabs>
         <w:spacing w:before="0" w:after="40"/>
         <w:jc w:val="left"/>
         <w:rPr>
@@ -3377,6 +3482,9 @@
           <w:ilvl w:val="0"/>
           <w:numId w:val="17"/>
         </w:numPr>
+        <w:tabs>
+          <w:tab w:val="clear" w:pos="916"/>
+        </w:tabs>
         <w:spacing w:before="0" w:after="40"/>
         <w:jc w:val="left"/>
         <w:rPr>
@@ -3447,6 +3555,9 @@
           <w:ilvl w:val="0"/>
           <w:numId w:val="10"/>
         </w:numPr>
+        <w:tabs>
+          <w:tab w:val="clear" w:pos="916"/>
+        </w:tabs>
         <w:spacing w:before="0" w:after="40"/>
         <w:jc w:val="left"/>
         <w:rPr>
@@ -3476,6 +3587,9 @@
           <w:ilvl w:val="0"/>
           <w:numId w:val="10"/>
         </w:numPr>
+        <w:tabs>
+          <w:tab w:val="clear" w:pos="916"/>
+        </w:tabs>
         <w:spacing w:before="0" w:after="40"/>
         <w:jc w:val="left"/>
         <w:rPr>
@@ -3658,6 +3772,9 @@
           <w:ilvl w:val="0"/>
           <w:numId w:val="10"/>
         </w:numPr>
+        <w:tabs>
+          <w:tab w:val="clear" w:pos="916"/>
+        </w:tabs>
         <w:spacing w:before="0" w:after="40"/>
         <w:jc w:val="left"/>
         <w:rPr>
@@ -3687,6 +3804,9 @@
           <w:ilvl w:val="0"/>
           <w:numId w:val="10"/>
         </w:numPr>
+        <w:tabs>
+          <w:tab w:val="clear" w:pos="916"/>
+        </w:tabs>
         <w:spacing w:before="0" w:after="40"/>
         <w:jc w:val="left"/>
         <w:rPr>
@@ -3869,7 +3989,7 @@
           <w:ilvl w:val="0"/>
           <w:numId w:val="2"/>
         </w:numPr>
-        <w:spacing w:before="0" w:after="120"/>
+        <w:spacing w:before="0" w:after="40"/>
         <w:jc w:val="left"/>
         <w:rPr>
           <w:rFonts w:ascii="Arial" w:hAnsi="Arial" w:cs="Arial"/>
@@ -4051,7 +4171,7 @@
           <w:ilvl w:val="0"/>
           <w:numId w:val="2"/>
         </w:numPr>
-        <w:spacing w:before="0" w:after="120"/>
+        <w:spacing w:before="0" w:after="40"/>
         <w:jc w:val="left"/>
         <w:rPr>
           <w:rFonts w:ascii="Arial" w:hAnsi="Arial" w:cs="Arial"/>
@@ -4142,7 +4262,7 @@
           <w:ilvl w:val="0"/>
           <w:numId w:val="2"/>
         </w:numPr>
-        <w:spacing w:before="0" w:after="120"/>
+        <w:spacing w:before="0" w:after="40"/>
         <w:jc w:val="left"/>
         <w:rPr>
           <w:rFonts w:ascii="Arial" w:hAnsi="Arial" w:cs="Arial"/>
@@ -4204,7 +4324,7 @@
         <w:tabs>
           <w:tab w:val="clear" w:pos="916"/>
         </w:tabs>
-        <w:spacing w:before="0" w:after="40"/>
+        <w:spacing w:before="0" w:after="120"/>
         <w:jc w:val="left"/>
         <w:rPr>
           <w:rFonts w:ascii="Arial" w:hAnsi="Arial" w:cs="Arial"/>
@@ -5181,7 +5301,7 @@
         <w:pStyle w:val="Normal"/>
         <w:keepNext w:val="false"/>
         <w:widowControl/>
-        <w:spacing w:before="0" w:after="480"/>
+        <w:spacing w:before="0" w:after="120"/>
         <w:ind w:hanging="0" w:left="0" w:right="0"/>
         <w:jc w:val="center"/>
         <w:rPr>
@@ -6485,7 +6605,7 @@
         <w:ind w:left="1080" w:hanging="360"/>
       </w:pPr>
       <w:rPr>
-        <w:rFonts w:ascii="Times New Roman" w:hAnsi="Times New Roman" w:cs="Times New Roman" w:hint="default"/>
+        <w:rFonts w:ascii="Arial" w:hAnsi="Arial" w:cs="Arial" w:hint="default"/>
       </w:rPr>
     </w:lvl>
     <w:lvl w:ilvl="1">
@@ -6593,9 +6713,9 @@
       <w:lvlJc w:val="left"/>
       <w:pPr>
         <w:tabs>
-          <w:tab w:val="num" w:pos="1080"/>
-        </w:tabs>
-        <w:ind w:left="1080" w:hanging="360"/>
+          <w:tab w:val="num" w:pos="1800"/>
+        </w:tabs>
+        <w:ind w:left="1800" w:hanging="360"/>
       </w:pPr>
       <w:rPr>
         <w:b/>
@@ -6711,7 +6831,7 @@
         <w:ind w:left="1080" w:hanging="360"/>
       </w:pPr>
       <w:rPr>
-        <w:rFonts w:ascii="Times New Roman" w:hAnsi="Times New Roman" w:cs="Times New Roman" w:hint="default"/>
+        <w:rFonts w:ascii="Arial" w:hAnsi="Arial" w:cs="Arial" w:hint="default"/>
       </w:rPr>
     </w:lvl>
     <w:lvl w:ilvl="1">
@@ -7044,9 +7164,9 @@
       <w:lvlJc w:val="left"/>
       <w:pPr>
         <w:tabs>
-          <w:tab w:val="num" w:pos="1080"/>
-        </w:tabs>
-        <w:ind w:left="1080" w:hanging="360"/>
+          <w:tab w:val="num" w:pos="1800"/>
+        </w:tabs>
+        <w:ind w:left="1800" w:hanging="360"/>
       </w:pPr>
       <w:rPr>
         <w:rFonts w:ascii="Arial" w:hAnsi="Arial" w:cs="Arial" w:hint="default"/>
@@ -7186,9 +7306,9 @@
       <w:lvlJc w:val="left"/>
       <w:pPr>
         <w:tabs>
-          <w:tab w:val="num" w:pos="720"/>
-        </w:tabs>
-        <w:ind w:left="720" w:hanging="360"/>
+          <w:tab w:val="num" w:pos="1080"/>
+        </w:tabs>
+        <w:ind w:left="1080" w:hanging="360"/>
       </w:pPr>
       <w:rPr>
         <w:b/>
@@ -7299,9 +7419,9 @@
       <w:lvlJc w:val="left"/>
       <w:pPr>
         <w:tabs>
-          <w:tab w:val="num" w:pos="720"/>
-        </w:tabs>
-        <w:ind w:left="720" w:hanging="360"/>
+          <w:tab w:val="num" w:pos="1080"/>
+        </w:tabs>
+        <w:ind w:left="1080" w:hanging="360"/>
       </w:pPr>
       <w:rPr>
         <w:b/>
@@ -7412,9 +7532,9 @@
       <w:lvlJc w:val="left"/>
       <w:pPr>
         <w:tabs>
-          <w:tab w:val="num" w:pos="1080"/>
-        </w:tabs>
-        <w:ind w:left="1080" w:hanging="360"/>
+          <w:tab w:val="num" w:pos="1800"/>
+        </w:tabs>
+        <w:ind w:left="1800" w:hanging="360"/>
       </w:pPr>
       <w:rPr>
         <w:rFonts w:ascii="Arial" w:hAnsi="Arial" w:eastAsia="Times New Roman" w:cs="Arial"/>
@@ -7531,7 +7651,7 @@
         <w:ind w:left="1080" w:hanging="360"/>
       </w:pPr>
       <w:rPr>
-        <w:rFonts w:ascii="Times New Roman" w:hAnsi="Times New Roman" w:cs="Times New Roman" w:hint="default"/>
+        <w:rFonts w:ascii="Arial" w:hAnsi="Arial" w:cs="Arial" w:hint="default"/>
       </w:rPr>
     </w:lvl>
     <w:lvl w:ilvl="1">
@@ -7639,9 +7759,9 @@
       <w:lvlJc w:val="left"/>
       <w:pPr>
         <w:tabs>
-          <w:tab w:val="num" w:pos="720"/>
-        </w:tabs>
-        <w:ind w:left="720" w:hanging="360"/>
+          <w:tab w:val="num" w:pos="1800"/>
+        </w:tabs>
+        <w:ind w:left="1800" w:hanging="360"/>
       </w:pPr>
       <w:rPr>
         <w:rFonts w:ascii="Arial" w:hAnsi="Arial" w:cs="Arial" w:hint="default"/>
@@ -7654,9 +7774,9 @@
       <w:lvlJc w:val="left"/>
       <w:pPr>
         <w:tabs>
-          <w:tab w:val="num" w:pos="720"/>
-        </w:tabs>
-        <w:ind w:left="720" w:hanging="360"/>
+          <w:tab w:val="num" w:pos="1080"/>
+        </w:tabs>
+        <w:ind w:left="1080" w:hanging="360"/>
       </w:pPr>
       <w:rPr>
         <w:b/>
@@ -7776,9 +7896,9 @@
       <w:lvlJc w:val="left"/>
       <w:pPr>
         <w:tabs>
-          <w:tab w:val="num" w:pos="1080"/>
-        </w:tabs>
-        <w:ind w:left="1080" w:hanging="360"/>
+          <w:tab w:val="num" w:pos="1800"/>
+        </w:tabs>
+        <w:ind w:left="1800" w:hanging="360"/>
       </w:pPr>
       <w:rPr>
         <w:b/>
@@ -7791,9 +7911,9 @@
       <w:lvlJc w:val="left"/>
       <w:pPr>
         <w:tabs>
-          <w:tab w:val="num" w:pos="720"/>
-        </w:tabs>
-        <w:ind w:left="720" w:hanging="360"/>
+          <w:tab w:val="num" w:pos="1080"/>
+        </w:tabs>
+        <w:ind w:left="1080" w:hanging="360"/>
       </w:pPr>
       <w:rPr>
         <w:b/>
@@ -8021,9 +8141,9 @@
       <w:lvlJc w:val="left"/>
       <w:pPr>
         <w:tabs>
-          <w:tab w:val="num" w:pos="720"/>
-        </w:tabs>
-        <w:ind w:left="720" w:hanging="360"/>
+          <w:tab w:val="num" w:pos="1800"/>
+        </w:tabs>
+        <w:ind w:left="1800" w:hanging="360"/>
       </w:pPr>
       <w:rPr>
         <w:rFonts w:ascii="Arial" w:hAnsi="Arial" w:cs="Arial" w:hint="default"/>
@@ -8134,9 +8254,9 @@
       <w:lvlJc w:val="left"/>
       <w:pPr>
         <w:tabs>
-          <w:tab w:val="num" w:pos="720"/>
-        </w:tabs>
-        <w:ind w:left="720" w:hanging="360"/>
+          <w:tab w:val="num" w:pos="1080"/>
+        </w:tabs>
+        <w:ind w:left="1080" w:hanging="360"/>
       </w:pPr>
       <w:rPr>
         <w:b/>
@@ -8247,9 +8367,9 @@
       <w:lvlJc w:val="left"/>
       <w:pPr>
         <w:tabs>
-          <w:tab w:val="num" w:pos="1080"/>
-        </w:tabs>
-        <w:ind w:left="1080" w:hanging="360"/>
+          <w:tab w:val="num" w:pos="1800"/>
+        </w:tabs>
+        <w:ind w:left="1800" w:hanging="360"/>
       </w:pPr>
       <w:rPr>
         <w:b/>
@@ -8360,9 +8480,9 @@
       <w:lvlJc w:val="left"/>
       <w:pPr>
         <w:tabs>
-          <w:tab w:val="num" w:pos="720"/>
-        </w:tabs>
-        <w:ind w:left="720" w:hanging="360"/>
+          <w:tab w:val="num" w:pos="1080"/>
+        </w:tabs>
+        <w:ind w:left="1080" w:hanging="360"/>
       </w:pPr>
       <w:rPr>
         <w:b/>
@@ -8473,9 +8593,9 @@
       <w:lvlJc w:val="left"/>
       <w:pPr>
         <w:tabs>
-          <w:tab w:val="num" w:pos="720"/>
-        </w:tabs>
-        <w:ind w:left="720" w:hanging="360"/>
+          <w:tab w:val="num" w:pos="1080"/>
+        </w:tabs>
+        <w:ind w:left="1080" w:hanging="360"/>
       </w:pPr>
       <w:rPr>
         <w:b/>
@@ -8618,9 +8738,9 @@
       <w:lvlJc w:val="left"/>
       <w:pPr>
         <w:tabs>
-          <w:tab w:val="num" w:pos="720"/>
-        </w:tabs>
-        <w:ind w:left="720" w:hanging="360"/>
+          <w:tab w:val="num" w:pos="1080"/>
+        </w:tabs>
+        <w:ind w:left="1080" w:hanging="360"/>
       </w:pPr>
       <w:rPr>
         <w:b/>
@@ -8823,6 +8943,290 @@
     </w:lvl>
   </w:abstractNum>
   <w:abstractNum w:abstractNumId="23">
+    <w:lvl w:ilvl="0">
+      <w:start w:val="2"/>
+      <w:numFmt w:val="bullet"/>
+      <w:lvlText w:val="-"/>
+      <w:lvlJc w:val="left"/>
+      <w:pPr>
+        <w:tabs>
+          <w:tab w:val="num" w:pos="1800"/>
+        </w:tabs>
+        <w:ind w:left="1800" w:hanging="360"/>
+      </w:pPr>
+      <w:rPr>
+        <w:rFonts w:ascii="Arial" w:hAnsi="Arial" w:cs="Arial" w:hint="default"/>
+      </w:rPr>
+    </w:lvl>
+    <w:lvl w:ilvl="1">
+      <w:start w:val="1"/>
+      <w:numFmt w:val="lowerLetter"/>
+      <w:lvlText w:val="%2)"/>
+      <w:lvlJc w:val="left"/>
+      <w:pPr>
+        <w:tabs>
+          <w:tab w:val="num" w:pos="1080"/>
+        </w:tabs>
+        <w:ind w:left="1080" w:hanging="360"/>
+      </w:pPr>
+      <w:rPr>
+        <w:b/>
+        <w:bCs/>
+      </w:rPr>
+    </w:lvl>
+    <w:lvl w:ilvl="2">
+      <w:start w:val="65535"/>
+      <w:numFmt w:val="bullet"/>
+      <w:lvlText w:val="-"/>
+      <w:lvlJc w:val="left"/>
+      <w:pPr>
+        <w:tabs>
+          <w:tab w:val="num" w:pos="0"/>
+        </w:tabs>
+        <w:ind w:left="1080" w:hanging="360"/>
+      </w:pPr>
+      <w:rPr>
+        <w:rFonts w:ascii="Times New Roman" w:hAnsi="Times New Roman" w:cs="Times New Roman" w:hint="default"/>
+        <w:b/>
+        <w:i w:val="false"/>
+        <w:sz w:val="18"/>
+        <w:szCs w:val="18"/>
+      </w:rPr>
+    </w:lvl>
+    <w:lvl w:ilvl="3">
+      <w:start w:val="1"/>
+      <w:numFmt w:val="bullet"/>
+      <w:lvlText w:val=""/>
+      <w:lvlJc w:val="left"/>
+      <w:pPr>
+        <w:tabs>
+          <w:tab w:val="num" w:pos="3240"/>
+        </w:tabs>
+        <w:ind w:left="3240" w:hanging="360"/>
+      </w:pPr>
+      <w:rPr>
+        <w:rFonts w:ascii="Symbol" w:hAnsi="Symbol" w:cs="Symbol" w:hint="default"/>
+      </w:rPr>
+    </w:lvl>
+    <w:lvl w:ilvl="4">
+      <w:start w:val="1"/>
+      <w:numFmt w:val="bullet"/>
+      <w:lvlText w:val="o"/>
+      <w:lvlJc w:val="left"/>
+      <w:pPr>
+        <w:tabs>
+          <w:tab w:val="num" w:pos="3960"/>
+        </w:tabs>
+        <w:ind w:left="3960" w:hanging="360"/>
+      </w:pPr>
+      <w:rPr>
+        <w:rFonts w:ascii="Courier New" w:hAnsi="Courier New" w:cs="Courier New" w:hint="default"/>
+      </w:rPr>
+    </w:lvl>
+    <w:lvl w:ilvl="5">
+      <w:start w:val="1"/>
+      <w:numFmt w:val="bullet"/>
+      <w:lvlText w:val=""/>
+      <w:lvlJc w:val="left"/>
+      <w:pPr>
+        <w:tabs>
+          <w:tab w:val="num" w:pos="4680"/>
+        </w:tabs>
+        <w:ind w:left="4680" w:hanging="360"/>
+      </w:pPr>
+      <w:rPr>
+        <w:rFonts w:ascii="Wingdings" w:hAnsi="Wingdings" w:cs="Wingdings" w:hint="default"/>
+      </w:rPr>
+    </w:lvl>
+    <w:lvl w:ilvl="6">
+      <w:start w:val="1"/>
+      <w:numFmt w:val="bullet"/>
+      <w:lvlText w:val=""/>
+      <w:lvlJc w:val="left"/>
+      <w:pPr>
+        <w:tabs>
+          <w:tab w:val="num" w:pos="5400"/>
+        </w:tabs>
+        <w:ind w:left="5400" w:hanging="360"/>
+      </w:pPr>
+      <w:rPr>
+        <w:rFonts w:ascii="Symbol" w:hAnsi="Symbol" w:cs="Symbol" w:hint="default"/>
+      </w:rPr>
+    </w:lvl>
+    <w:lvl w:ilvl="7">
+      <w:start w:val="1"/>
+      <w:numFmt w:val="bullet"/>
+      <w:lvlText w:val="o"/>
+      <w:lvlJc w:val="left"/>
+      <w:pPr>
+        <w:tabs>
+          <w:tab w:val="num" w:pos="6120"/>
+        </w:tabs>
+        <w:ind w:left="6120" w:hanging="360"/>
+      </w:pPr>
+      <w:rPr>
+        <w:rFonts w:ascii="Courier New" w:hAnsi="Courier New" w:cs="Courier New" w:hint="default"/>
+      </w:rPr>
+    </w:lvl>
+    <w:lvl w:ilvl="8">
+      <w:start w:val="1"/>
+      <w:numFmt w:val="bullet"/>
+      <w:lvlText w:val=""/>
+      <w:lvlJc w:val="left"/>
+      <w:pPr>
+        <w:tabs>
+          <w:tab w:val="num" w:pos="6840"/>
+        </w:tabs>
+        <w:ind w:left="6840" w:hanging="360"/>
+      </w:pPr>
+      <w:rPr>
+        <w:rFonts w:ascii="Wingdings" w:hAnsi="Wingdings" w:cs="Wingdings" w:hint="default"/>
+      </w:rPr>
+    </w:lvl>
+  </w:abstractNum>
+  <w:abstractNum w:abstractNumId="24">
+    <w:lvl w:ilvl="0">
+      <w:start w:val="2"/>
+      <w:numFmt w:val="bullet"/>
+      <w:lvlText w:val="-"/>
+      <w:lvlJc w:val="left"/>
+      <w:pPr>
+        <w:tabs>
+          <w:tab w:val="num" w:pos="1800"/>
+        </w:tabs>
+        <w:ind w:left="1800" w:hanging="360"/>
+      </w:pPr>
+      <w:rPr>
+        <w:rFonts w:ascii="Arial" w:hAnsi="Arial" w:cs="Arial" w:hint="default"/>
+      </w:rPr>
+    </w:lvl>
+    <w:lvl w:ilvl="1">
+      <w:start w:val="1"/>
+      <w:numFmt w:val="lowerLetter"/>
+      <w:lvlText w:val="%2)"/>
+      <w:lvlJc w:val="left"/>
+      <w:pPr>
+        <w:tabs>
+          <w:tab w:val="num" w:pos="1800"/>
+        </w:tabs>
+        <w:ind w:left="1800" w:hanging="360"/>
+      </w:pPr>
+      <w:rPr>
+        <w:b/>
+        <w:bCs/>
+      </w:rPr>
+    </w:lvl>
+    <w:lvl w:ilvl="2">
+      <w:start w:val="65535"/>
+      <w:numFmt w:val="bullet"/>
+      <w:lvlText w:val="-"/>
+      <w:lvlJc w:val="left"/>
+      <w:pPr>
+        <w:tabs>
+          <w:tab w:val="num" w:pos="0"/>
+        </w:tabs>
+        <w:ind w:left="1080" w:hanging="360"/>
+      </w:pPr>
+      <w:rPr>
+        <w:rFonts w:ascii="Times New Roman" w:hAnsi="Times New Roman" w:cs="Times New Roman" w:hint="default"/>
+        <w:b/>
+        <w:i w:val="false"/>
+        <w:sz w:val="18"/>
+        <w:szCs w:val="18"/>
+      </w:rPr>
+    </w:lvl>
+    <w:lvl w:ilvl="3">
+      <w:start w:val="1"/>
+      <w:numFmt w:val="bullet"/>
+      <w:lvlText w:val=""/>
+      <w:lvlJc w:val="left"/>
+      <w:pPr>
+        <w:tabs>
+          <w:tab w:val="num" w:pos="3240"/>
+        </w:tabs>
+        <w:ind w:left="3240" w:hanging="360"/>
+      </w:pPr>
+      <w:rPr>
+        <w:rFonts w:ascii="Symbol" w:hAnsi="Symbol" w:cs="Symbol" w:hint="default"/>
+      </w:rPr>
+    </w:lvl>
+    <w:lvl w:ilvl="4">
+      <w:start w:val="1"/>
+      <w:numFmt w:val="bullet"/>
+      <w:lvlText w:val="o"/>
+      <w:lvlJc w:val="left"/>
+      <w:pPr>
+        <w:tabs>
+          <w:tab w:val="num" w:pos="3960"/>
+        </w:tabs>
+        <w:ind w:left="3960" w:hanging="360"/>
+      </w:pPr>
+      <w:rPr>
+        <w:rFonts w:ascii="Courier New" w:hAnsi="Courier New" w:cs="Courier New" w:hint="default"/>
+      </w:rPr>
+    </w:lvl>
+    <w:lvl w:ilvl="5">
+      <w:start w:val="1"/>
+      <w:numFmt w:val="bullet"/>
+      <w:lvlText w:val=""/>
+      <w:lvlJc w:val="left"/>
+      <w:pPr>
+        <w:tabs>
+          <w:tab w:val="num" w:pos="4680"/>
+        </w:tabs>
+        <w:ind w:left="4680" w:hanging="360"/>
+      </w:pPr>
+      <w:rPr>
+        <w:rFonts w:ascii="Wingdings" w:hAnsi="Wingdings" w:cs="Wingdings" w:hint="default"/>
+      </w:rPr>
+    </w:lvl>
+    <w:lvl w:ilvl="6">
+      <w:start w:val="1"/>
+      <w:numFmt w:val="bullet"/>
+      <w:lvlText w:val=""/>
+      <w:lvlJc w:val="left"/>
+      <w:pPr>
+        <w:tabs>
+          <w:tab w:val="num" w:pos="5400"/>
+        </w:tabs>
+        <w:ind w:left="5400" w:hanging="360"/>
+      </w:pPr>
+      <w:rPr>
+        <w:rFonts w:ascii="Symbol" w:hAnsi="Symbol" w:cs="Symbol" w:hint="default"/>
+      </w:rPr>
+    </w:lvl>
+    <w:lvl w:ilvl="7">
+      <w:start w:val="1"/>
+      <w:numFmt w:val="bullet"/>
+      <w:lvlText w:val="o"/>
+      <w:lvlJc w:val="left"/>
+      <w:pPr>
+        <w:tabs>
+          <w:tab w:val="num" w:pos="6120"/>
+        </w:tabs>
+        <w:ind w:left="6120" w:hanging="360"/>
+      </w:pPr>
+      <w:rPr>
+        <w:rFonts w:ascii="Courier New" w:hAnsi="Courier New" w:cs="Courier New" w:hint="default"/>
+      </w:rPr>
+    </w:lvl>
+    <w:lvl w:ilvl="8">
+      <w:start w:val="1"/>
+      <w:numFmt w:val="bullet"/>
+      <w:lvlText w:val=""/>
+      <w:lvlJc w:val="left"/>
+      <w:pPr>
+        <w:tabs>
+          <w:tab w:val="num" w:pos="6840"/>
+        </w:tabs>
+        <w:ind w:left="6840" w:hanging="360"/>
+      </w:pPr>
+      <w:rPr>
+        <w:rFonts w:ascii="Wingdings" w:hAnsi="Wingdings" w:cs="Wingdings" w:hint="default"/>
+      </w:rPr>
+    </w:lvl>
+  </w:abstractNum>
+  <w:abstractNum w:abstractNumId="25">
     <w:lvl w:ilvl="0">
       <w:start w:val="1"/>
       <w:numFmt w:val="none"/>
@@ -9009,6 +9413,12 @@
   </w:num>
   <w:num w:numId="23">
     <w:abstractNumId w:val="23"/>
+  </w:num>
+  <w:num w:numId="24">
+    <w:abstractNumId w:val="24"/>
+  </w:num>
+  <w:num w:numId="25">
+    <w:abstractNumId w:val="25"/>
   </w:num>
 </w:numbering>
 </file>

--- a/packages/document-engine/templates/fire/1.2_fire_decision_training.docx
+++ b/packages/document-engine/templates/fire/1.2_fire_decision_training.docx
@@ -6596,7 +6596,7 @@
     <w:lvl w:ilvl="0">
       <w:start w:val="19"/>
       <w:numFmt w:val="bullet"/>
-      <w:lvlText w:val="-"/>
+      <w:lvlText w:val="–"/>
       <w:lvlJc w:val="left"/>
       <w:pPr>
         <w:tabs>
@@ -6822,7 +6822,7 @@
     <w:lvl w:ilvl="0">
       <w:start w:val="19"/>
       <w:numFmt w:val="bullet"/>
-      <w:lvlText w:val="-"/>
+      <w:lvlText w:val="–"/>
       <w:lvlJc w:val="left"/>
       <w:pPr>
         <w:tabs>
@@ -7160,7 +7160,7 @@
     <w:lvl w:ilvl="0">
       <w:start w:val="2"/>
       <w:numFmt w:val="bullet"/>
-      <w:lvlText w:val="-"/>
+      <w:lvlText w:val="–"/>
       <w:lvlJc w:val="left"/>
       <w:pPr>
         <w:tabs>
@@ -7642,7 +7642,7 @@
     <w:lvl w:ilvl="0">
       <w:start w:val="19"/>
       <w:numFmt w:val="bullet"/>
-      <w:lvlText w:val="-"/>
+      <w:lvlText w:val="–"/>
       <w:lvlJc w:val="left"/>
       <w:pPr>
         <w:tabs>
@@ -7755,7 +7755,7 @@
     <w:lvl w:ilvl="0">
       <w:start w:val="1"/>
       <w:numFmt w:val="bullet"/>
-      <w:lvlText w:val="-"/>
+      <w:lvlText w:val="–"/>
       <w:lvlJc w:val="left"/>
       <w:pPr>
         <w:tabs>
@@ -8137,7 +8137,7 @@
   <w:abstractNum w:abstractNumId="16">
     <w:lvl w:ilvl="0">
       <w:numFmt w:val="bullet"/>
-      <w:lvlText w:val="-"/>
+      <w:lvlText w:val="–"/>
       <w:lvlJc w:val="left"/>
       <w:pPr>
         <w:tabs>
@@ -8946,7 +8946,7 @@
     <w:lvl w:ilvl="0">
       <w:start w:val="2"/>
       <w:numFmt w:val="bullet"/>
-      <w:lvlText w:val="-"/>
+      <w:lvlText w:val="–"/>
       <w:lvlJc w:val="left"/>
       <w:pPr>
         <w:tabs>
@@ -9088,7 +9088,7 @@
     <w:lvl w:ilvl="0">
       <w:start w:val="2"/>
       <w:numFmt w:val="bullet"/>
-      <w:lvlText w:val="-"/>
+      <w:lvlText w:val="–"/>
       <w:lvlJc w:val="left"/>
       <w:pPr>
         <w:tabs>

--- a/packages/document-engine/templates/fire/1.2_fire_decision_training.docx
+++ b/packages/document-engine/templates/fire/1.2_fire_decision_training.docx
@@ -138,7 +138,7 @@
           <w:szCs w:val="20"/>
           <w:lang w:val="ro-RO"/>
         </w:rPr>
-        <w:t>2006 – Art. 19 lit.</w:t>
+        <w:t>2006 – art. 19 lit.</w:t>
       </w:r>
       <w:r>
         <w:rPr>
@@ -163,31 +163,31 @@
           <w:szCs w:val="20"/>
           <w:lang w:val="ro-RO"/>
         </w:rPr>
-        <w:t xml:space="preserve"> g), ale Legii 481/2004 – Art. 28 alin. (1) lit. f), ale OMAI 712/2005 – Art. 8 pct. 1, ale OMAI 786/2005 – Art. 3 și ale OMAI 163/2007 – Art. 5 lit. b) ș</w:t>
-      </w:r>
-      <w:r>
-        <w:rPr>
-          <w:rFonts w:eastAsia="Arial" w:cs="Arial" w:ascii="Arial" w:hAnsi="Arial"/>
-          <w:color w:val="auto"/>
-          <w:spacing w:val="0"/>
-          <w:w w:val="100"/>
-          <w:sz w:val="20"/>
-          <w:szCs w:val="20"/>
-          <w:lang w:val="ro-RO"/>
-        </w:rPr>
-        <w:t>i Art. 17 lit. d), {{cl</w:t>
-      </w:r>
-      <w:r>
-        <w:rPr>
-          <w:rFonts w:eastAsia="Arial" w:cs="Arial" w:ascii="Arial" w:hAnsi="Arial"/>
-          <w:color w:val="auto"/>
-          <w:spacing w:val="0"/>
-          <w:w w:val="100"/>
-          <w:sz w:val="20"/>
-          <w:szCs w:val="20"/>
-          <w:lang w:val="ro-RO"/>
-        </w:rPr>
-        <w:t>ient.representativeName}}, în calitate de {{c</w:t>
+        <w:t xml:space="preserve"> g), ale Legii 481/2004 – art. 28 alin. (1) lit. f), ale OMAI 712/2005 – art. 8 pct. 1, ale OMAI 786/2005 – art. 3 și ale OMAI 163/2007 – art. 5 lit. b) ș</w:t>
+      </w:r>
+      <w:r>
+        <w:rPr>
+          <w:rFonts w:eastAsia="Arial" w:cs="Arial" w:ascii="Arial" w:hAnsi="Arial"/>
+          <w:color w:val="auto"/>
+          <w:spacing w:val="0"/>
+          <w:w w:val="100"/>
+          <w:sz w:val="20"/>
+          <w:szCs w:val="20"/>
+          <w:lang w:val="ro-RO"/>
+        </w:rPr>
+        <w:t>i art. 17 lit. d), {{cl</w:t>
+      </w:r>
+      <w:r>
+        <w:rPr>
+          <w:rFonts w:eastAsia="Arial" w:cs="Arial" w:ascii="Arial" w:hAnsi="Arial"/>
+          <w:color w:val="auto"/>
+          <w:spacing w:val="0"/>
+          <w:w w:val="100"/>
+          <w:sz w:val="20"/>
+          <w:szCs w:val="20"/>
+          <w:lang w:val="ro-RO"/>
+        </w:rPr>
+        <w:t>ient.representativeName}}, în calitate de {{f</w:t>
       </w:r>
       <w:r>
         <w:rPr>
@@ -200,19 +200,19 @@
           <w:szCs w:val="20"/>
           <w:lang w:val="ro-RO"/>
         </w:rPr>
-        <w:t>lient.representa</w:t>
-      </w:r>
-      <w:r>
-        <w:rPr>
-          <w:rFonts w:eastAsia="Arial" w:cs="Arial" w:ascii="Arial" w:hAnsi="Arial"/>
-          <w:color w:val="auto"/>
-          <w:spacing w:val="0"/>
-          <w:w w:val="100"/>
-          <w:sz w:val="20"/>
-          <w:szCs w:val="20"/>
-          <w:lang w:val="ro-RO"/>
-        </w:rPr>
-        <w:t>tiveRole}} în cadrul {{client.legalName}}, începând cu data de {{issueDate}},</w:t>
+        <w:t>ire.representati</w:t>
+      </w:r>
+      <w:r>
+        <w:rPr>
+          <w:rFonts w:eastAsia="Arial" w:cs="Arial" w:ascii="Arial" w:hAnsi="Arial"/>
+          <w:color w:val="auto"/>
+          <w:spacing w:val="0"/>
+          <w:w w:val="100"/>
+          <w:sz w:val="20"/>
+          <w:szCs w:val="20"/>
+          <w:lang w:val="ro-RO"/>
+        </w:rPr>
+        <w:t>veRoleRunOn}} în cadrul {{client.legalName}}, începând cu data de {{issueDate}},</w:t>
       </w:r>
     </w:p>
     <w:p>
@@ -521,43 +521,43 @@
           <w:szCs w:val="20"/>
           <w:lang w:val="ro-RO"/>
         </w:rPr>
-        <w:t xml:space="preserve"> conform OMAI 712/2005 – Art. 16 și OMAI 786/2005 – Art. 1 pct. 7, se desemnează șeful fiecărui loc de muncă: {{#fire.workplaceManagers}}{{name}}, având func</w:t>
-      </w:r>
-      <w:r>
-        <w:rPr>
-          <w:rFonts w:eastAsia="Arial" w:cs="Arial" w:ascii="Arial" w:hAnsi="Arial"/>
-          <w:color w:val="auto"/>
-          <w:spacing w:val="0"/>
-          <w:w w:val="100"/>
-          <w:sz w:val="20"/>
-          <w:szCs w:val="20"/>
-          <w:lang w:val="ro-RO"/>
-        </w:rPr>
-        <w:t>ția de {{jobTitle}};</w:t>
-      </w:r>
-      <w:r>
-        <w:rPr>
-          <w:rFonts w:eastAsia="Arial" w:cs="Arial" w:ascii="Arial" w:hAnsi="Arial"/>
-          <w:color w:val="auto"/>
-          <w:spacing w:val="0"/>
-          <w:w w:val="100"/>
-          <w:sz w:val="20"/>
-          <w:szCs w:val="20"/>
-          <w:lang w:val="ro-RO"/>
-        </w:rPr>
-        <w:t xml:space="preserve"> {{/fire.workplace</w:t>
-      </w:r>
-      <w:r>
-        <w:rPr>
-          <w:rFonts w:eastAsia="Arial" w:cs="Arial" w:ascii="Arial" w:hAnsi="Arial"/>
-          <w:color w:val="auto"/>
-          <w:spacing w:val="0"/>
-          <w:w w:val="100"/>
-          <w:sz w:val="20"/>
-          <w:szCs w:val="20"/>
-          <w:lang w:val="ro-RO"/>
-        </w:rPr>
-        <w:t>Managers}}</w:t>
+        <w:t xml:space="preserve"> conform OMAI 712/2005 – art. 16 și OMAI 786/2005 – art. 1 pct. 7, se desemnează șeful fiecărui loc de muncă: {{#fire.workplaceManagers}}{{name}}, având func</w:t>
+      </w:r>
+      <w:r>
+        <w:rPr>
+          <w:rFonts w:eastAsia="Arial" w:cs="Arial" w:ascii="Arial" w:hAnsi="Arial"/>
+          <w:color w:val="auto"/>
+          <w:spacing w:val="0"/>
+          <w:w w:val="100"/>
+          <w:sz w:val="20"/>
+          <w:szCs w:val="20"/>
+          <w:lang w:val="ro-RO"/>
+        </w:rPr>
+        <w:t>ția de {{jobTitleRun</w:t>
+      </w:r>
+      <w:r>
+        <w:rPr>
+          <w:rFonts w:eastAsia="Arial" w:cs="Arial" w:ascii="Arial" w:hAnsi="Arial"/>
+          <w:color w:val="auto"/>
+          <w:spacing w:val="0"/>
+          <w:w w:val="100"/>
+          <w:sz w:val="20"/>
+          <w:szCs w:val="20"/>
+          <w:lang w:val="ro-RO"/>
+        </w:rPr>
+        <w:t>On}}; {{/fire.work</w:t>
+      </w:r>
+      <w:r>
+        <w:rPr>
+          <w:rFonts w:eastAsia="Arial" w:cs="Arial" w:ascii="Arial" w:hAnsi="Arial"/>
+          <w:color w:val="auto"/>
+          <w:spacing w:val="0"/>
+          <w:w w:val="100"/>
+          <w:sz w:val="20"/>
+          <w:szCs w:val="20"/>
+          <w:lang w:val="ro-RO"/>
+        </w:rPr>
+        <w:t>placeManagers}}</w:t>
       </w:r>
     </w:p>
     <w:p>
@@ -610,7 +610,7 @@
           <w:szCs w:val="20"/>
           <w:lang w:val="ro-RO"/>
         </w:rPr>
-        <w:t xml:space="preserve"> conform OMAI 712/2005 – Art. 31 și OMAI 786/2005, se desemnează șeful fiecărui loc de muncă: {{#fire.workplaceManagers}}{{name}}, având f</w:t>
+        <w:t xml:space="preserve"> conform OMAI 712/2005 – art. 31 și OMAI 786/2005, se desemnează șeful fiecărui loc de muncă: {{#fire.workplaceManagers}}{{name}}, având f</w:t>
       </w:r>
       <w:r>
         <w:rPr>
@@ -634,31 +634,31 @@
           <w:szCs w:val="20"/>
           <w:lang w:val="ro-RO"/>
         </w:rPr>
-        <w:t>}}; {{/fire.workpl</w:t>
-      </w:r>
-      <w:r>
-        <w:rPr>
-          <w:rFonts w:eastAsia="Arial" w:cs="Arial" w:ascii="Arial" w:hAnsi="Arial"/>
-          <w:color w:val="auto"/>
-          <w:spacing w:val="0"/>
-          <w:w w:val="100"/>
-          <w:sz w:val="20"/>
-          <w:szCs w:val="20"/>
-          <w:lang w:val="ro-RO"/>
-        </w:rPr>
-        <w:t>aceManagers}}și</w:t>
-      </w:r>
-      <w:r>
-        <w:rPr>
-          <w:rFonts w:eastAsia="Arial" w:cs="Arial" w:ascii="Arial" w:hAnsi="Arial"/>
-          <w:color w:val="auto"/>
-          <w:spacing w:val="0"/>
-          <w:w w:val="100"/>
-          <w:sz w:val="20"/>
-          <w:szCs w:val="20"/>
-          <w:lang w:val="ro-RO"/>
-        </w:rPr>
-        <w:t>, după caz, {{fi</w:t>
+        <w:t>RunOn}}, {{/fire.w</w:t>
+      </w:r>
+      <w:r>
+        <w:rPr>
+          <w:rFonts w:eastAsia="Arial" w:cs="Arial" w:ascii="Arial" w:hAnsi="Arial"/>
+          <w:color w:val="auto"/>
+          <w:spacing w:val="0"/>
+          <w:w w:val="100"/>
+          <w:sz w:val="20"/>
+          <w:szCs w:val="20"/>
+          <w:lang w:val="ro-RO"/>
+        </w:rPr>
+        <w:t>orkplaceManager</w:t>
+      </w:r>
+      <w:r>
+        <w:rPr>
+          <w:rFonts w:eastAsia="Arial" w:cs="Arial" w:ascii="Arial" w:hAnsi="Arial"/>
+          <w:color w:val="auto"/>
+          <w:spacing w:val="0"/>
+          <w:w w:val="100"/>
+          <w:sz w:val="20"/>
+          <w:szCs w:val="20"/>
+          <w:lang w:val="ro-RO"/>
+        </w:rPr>
+        <w:t>s}}și, după caz,</w:t>
       </w:r>
       <w:r>
         <w:rPr>
@@ -671,67 +671,67 @@
           <w:szCs w:val="20"/>
           <w:lang w:val="ro-RO"/>
         </w:rPr>
-        <w:t>reSafetyTechnici</w:t>
-      </w:r>
-      <w:r>
-        <w:rPr>
-          <w:rFonts w:eastAsia="Arial" w:cs="Arial" w:ascii="Arial" w:hAnsi="Arial"/>
-          <w:color w:val="auto"/>
-          <w:spacing w:val="0"/>
-          <w:w w:val="100"/>
-          <w:sz w:val="20"/>
-          <w:szCs w:val="20"/>
-          <w:lang w:val="ro-RO"/>
-        </w:rPr>
-        <w:t>an.name}}, cadru tehnic cu</w:t>
-      </w:r>
-      <w:r>
-        <w:rPr>
-          <w:rFonts w:eastAsia="Arial" w:cs="Arial" w:ascii="Arial" w:hAnsi="Arial"/>
-          <w:color w:val="auto"/>
-          <w:spacing w:val="0"/>
-          <w:w w:val="100"/>
-          <w:sz w:val="20"/>
-          <w:szCs w:val="20"/>
-          <w:lang w:val="ro-RO"/>
-        </w:rPr>
-        <w:t xml:space="preserve"> atribuții în domeni</w:t>
-      </w:r>
-      <w:r>
-        <w:rPr>
-          <w:rFonts w:eastAsia="Arial" w:cs="Arial" w:ascii="Arial" w:hAnsi="Arial"/>
-          <w:color w:val="auto"/>
-          <w:spacing w:val="0"/>
-          <w:w w:val="100"/>
-          <w:sz w:val="20"/>
-          <w:szCs w:val="20"/>
-          <w:lang w:val="ro-RO"/>
-        </w:rPr>
-        <w:t>ul</w:t>
-      </w:r>
-      <w:r>
-        <w:rPr>
-          <w:rFonts w:eastAsia="Arial" w:cs="Arial" w:ascii="Arial" w:hAnsi="Arial"/>
-          <w:color w:val="auto"/>
-          <w:spacing w:val="0"/>
-          <w:w w:val="100"/>
-          <w:sz w:val="20"/>
-          <w:szCs w:val="20"/>
-          <w:lang w:val="ro-RO"/>
-        </w:rPr>
-        <w:t xml:space="preserve"> apărării îm</w:t>
-      </w:r>
-      <w:r>
-        <w:rPr>
-          <w:rFonts w:eastAsia="Arial" w:cs="Arial" w:ascii="Arial" w:hAnsi="Arial"/>
-          <w:color w:val="auto"/>
-          <w:spacing w:val="0"/>
-          <w:w w:val="100"/>
-          <w:sz w:val="20"/>
-          <w:szCs w:val="20"/>
-          <w:lang w:val="ro-RO"/>
-        </w:rPr>
-        <w:t>potriva incendiilor, reprezentant al {{provider.legalName}};</w:t>
+        <w:t xml:space="preserve"> {{fireSafetyTec</w:t>
+      </w:r>
+      <w:r>
+        <w:rPr>
+          <w:rFonts w:eastAsia="Arial" w:cs="Arial" w:ascii="Arial" w:hAnsi="Arial"/>
+          <w:color w:val="auto"/>
+          <w:spacing w:val="0"/>
+          <w:w w:val="100"/>
+          <w:sz w:val="20"/>
+          <w:szCs w:val="20"/>
+          <w:lang w:val="ro-RO"/>
+        </w:rPr>
+        <w:t>hnician.name}}, cadru tehn</w:t>
+      </w:r>
+      <w:r>
+        <w:rPr>
+          <w:rFonts w:eastAsia="Arial" w:cs="Arial" w:ascii="Arial" w:hAnsi="Arial"/>
+          <w:color w:val="auto"/>
+          <w:spacing w:val="0"/>
+          <w:w w:val="100"/>
+          <w:sz w:val="20"/>
+          <w:szCs w:val="20"/>
+          <w:lang w:val="ro-RO"/>
+        </w:rPr>
+        <w:t>ic cu atribuții în d</w:t>
+      </w:r>
+      <w:r>
+        <w:rPr>
+          <w:rFonts w:eastAsia="Arial" w:cs="Arial" w:ascii="Arial" w:hAnsi="Arial"/>
+          <w:color w:val="auto"/>
+          <w:spacing w:val="0"/>
+          <w:w w:val="100"/>
+          <w:sz w:val="20"/>
+          <w:szCs w:val="20"/>
+          <w:lang w:val="ro-RO"/>
+        </w:rPr>
+        <w:t>om</w:t>
+      </w:r>
+      <w:r>
+        <w:rPr>
+          <w:rFonts w:eastAsia="Arial" w:cs="Arial" w:ascii="Arial" w:hAnsi="Arial"/>
+          <w:color w:val="auto"/>
+          <w:spacing w:val="0"/>
+          <w:w w:val="100"/>
+          <w:sz w:val="20"/>
+          <w:szCs w:val="20"/>
+          <w:lang w:val="ro-RO"/>
+        </w:rPr>
+        <w:t>eniul apărăr</w:t>
+      </w:r>
+      <w:r>
+        <w:rPr>
+          <w:rFonts w:eastAsia="Arial" w:cs="Arial" w:ascii="Arial" w:hAnsi="Arial"/>
+          <w:color w:val="auto"/>
+          <w:spacing w:val="0"/>
+          <w:w w:val="100"/>
+          <w:sz w:val="20"/>
+          <w:szCs w:val="20"/>
+          <w:lang w:val="ro-RO"/>
+        </w:rPr>
+        <w:t>ii împotriva incendiilor, reprezentant al {{provider.legalName}};</w:t>
       </w:r>
     </w:p>
     <w:p>
@@ -759,55 +759,55 @@
           <w:szCs w:val="20"/>
           <w:lang w:val="ro-RO"/>
         </w:rPr>
-        <w:t>Pentru executarea instructajului pe schimb, conform OMAI 712/2005 – Art. 32 – 34, se desemnează șeful fiecărui loc de muncă: {{#f</w:t>
-      </w:r>
-      <w:r>
-        <w:rPr>
-          <w:rFonts w:eastAsia="Arial" w:cs="Arial" w:ascii="Arial" w:hAnsi="Arial"/>
-          <w:color w:val="auto"/>
-          <w:spacing w:val="0"/>
-          <w:w w:val="100"/>
-          <w:sz w:val="20"/>
-          <w:szCs w:val="20"/>
-          <w:lang w:val="ro-RO"/>
-        </w:rPr>
-        <w:t>ire.workplaceManager</w:t>
-      </w:r>
-      <w:r>
-        <w:rPr>
-          <w:rFonts w:eastAsia="Arial" w:cs="Arial" w:ascii="Arial" w:hAnsi="Arial"/>
-          <w:color w:val="auto"/>
-          <w:spacing w:val="0"/>
-          <w:w w:val="100"/>
-          <w:sz w:val="20"/>
-          <w:szCs w:val="20"/>
-          <w:lang w:val="ro-RO"/>
-        </w:rPr>
-        <w:t>s}}{{name}}, având</w:t>
-      </w:r>
-      <w:r>
-        <w:rPr>
-          <w:rFonts w:eastAsia="Arial" w:cs="Arial" w:ascii="Arial" w:hAnsi="Arial"/>
-          <w:color w:val="auto"/>
-          <w:spacing w:val="0"/>
-          <w:w w:val="100"/>
-          <w:sz w:val="20"/>
-          <w:szCs w:val="20"/>
-          <w:lang w:val="ro-RO"/>
-        </w:rPr>
-        <w:t xml:space="preserve"> funcția de {{j</w:t>
-      </w:r>
-      <w:r>
-        <w:rPr>
-          <w:rFonts w:eastAsia="Arial" w:cs="Arial" w:ascii="Arial" w:hAnsi="Arial"/>
-          <w:color w:val="auto"/>
-          <w:spacing w:val="0"/>
-          <w:w w:val="100"/>
-          <w:sz w:val="20"/>
-          <w:szCs w:val="20"/>
-          <w:lang w:val="ro-RO"/>
-        </w:rPr>
-        <w:t>obTitle}}; {{/fi</w:t>
+        <w:t>Pentru executarea instructajului pe schimb, conform OMAI 712/2005 – art. 32–34, se desemnează șeful fiecărui loc de muncă: {{#fir</w:t>
+      </w:r>
+      <w:r>
+        <w:rPr>
+          <w:rFonts w:eastAsia="Arial" w:cs="Arial" w:ascii="Arial" w:hAnsi="Arial"/>
+          <w:color w:val="auto"/>
+          <w:spacing w:val="0"/>
+          <w:w w:val="100"/>
+          <w:sz w:val="20"/>
+          <w:szCs w:val="20"/>
+          <w:lang w:val="ro-RO"/>
+        </w:rPr>
+        <w:t>e.workplaceManagers}</w:t>
+      </w:r>
+      <w:r>
+        <w:rPr>
+          <w:rFonts w:eastAsia="Arial" w:cs="Arial" w:ascii="Arial" w:hAnsi="Arial"/>
+          <w:color w:val="auto"/>
+          <w:spacing w:val="0"/>
+          <w:w w:val="100"/>
+          <w:sz w:val="20"/>
+          <w:szCs w:val="20"/>
+          <w:lang w:val="ro-RO"/>
+        </w:rPr>
+        <w:t>}{{name}}, având f</w:t>
+      </w:r>
+      <w:r>
+        <w:rPr>
+          <w:rFonts w:eastAsia="Arial" w:cs="Arial" w:ascii="Arial" w:hAnsi="Arial"/>
+          <w:color w:val="auto"/>
+          <w:spacing w:val="0"/>
+          <w:w w:val="100"/>
+          <w:sz w:val="20"/>
+          <w:szCs w:val="20"/>
+          <w:lang w:val="ro-RO"/>
+        </w:rPr>
+        <w:t>uncția de {{job</w:t>
+      </w:r>
+      <w:r>
+        <w:rPr>
+          <w:rFonts w:eastAsia="Arial" w:cs="Arial" w:ascii="Arial" w:hAnsi="Arial"/>
+          <w:color w:val="auto"/>
+          <w:spacing w:val="0"/>
+          <w:w w:val="100"/>
+          <w:sz w:val="20"/>
+          <w:szCs w:val="20"/>
+          <w:lang w:val="ro-RO"/>
+        </w:rPr>
+        <w:t>TitleRunOn}}; {{</w:t>
       </w:r>
       <w:r>
         <w:rPr>
@@ -820,19 +820,19 @@
           <w:szCs w:val="20"/>
           <w:lang w:val="ro-RO"/>
         </w:rPr>
-        <w:t>re.workplaceMana</w:t>
-      </w:r>
-      <w:r>
-        <w:rPr>
-          <w:rFonts w:eastAsia="Arial" w:cs="Arial" w:ascii="Arial" w:hAnsi="Arial"/>
-          <w:color w:val="auto"/>
-          <w:spacing w:val="0"/>
-          <w:w w:val="100"/>
-          <w:sz w:val="20"/>
-          <w:szCs w:val="20"/>
-          <w:lang w:val="ro-RO"/>
-        </w:rPr>
-        <w:t>gers}}</w:t>
+        <w:t>/fire.workplaceM</w:t>
+      </w:r>
+      <w:r>
+        <w:rPr>
+          <w:rFonts w:eastAsia="Arial" w:cs="Arial" w:ascii="Arial" w:hAnsi="Arial"/>
+          <w:color w:val="auto"/>
+          <w:spacing w:val="0"/>
+          <w:w w:val="100"/>
+          <w:sz w:val="20"/>
+          <w:szCs w:val="20"/>
+          <w:lang w:val="ro-RO"/>
+        </w:rPr>
+        <w:t>anagers}}</w:t>
       </w:r>
     </w:p>
     <w:p>
@@ -951,7 +951,7 @@
           <w:szCs w:val="20"/>
           <w:lang w:val="ro-RO"/>
         </w:rPr>
-        <w:t>în cazul persoanelor care își vor desfășura activitatea în cadrul altui agent economic sau a altei instituții conform celor de mai sus (punctul 1 și 2).</w:t>
+        <w:t>în cazul persoanelor care își vor desfășura activitatea în cadrul altui agent economic sau al altei instituții, conform celor de mai sus (punctele 1 și 2).</w:t>
       </w:r>
     </w:p>
     <w:p>
@@ -979,55 +979,55 @@
           <w:szCs w:val="20"/>
           <w:lang w:val="ro-RO"/>
         </w:rPr>
-        <w:t>Instructajul pentru personalul din afara unității se execută de către personalul tehnic cu atribuții în domeniul prevenirii și stingerii incendiilor sau de conducătorul locului în care este prevăzut un astfel de instructaj: {{#fir</w:t>
-      </w:r>
-      <w:r>
-        <w:rPr>
-          <w:rFonts w:eastAsia="Arial" w:cs="Arial" w:ascii="Arial" w:hAnsi="Arial"/>
-          <w:color w:val="auto"/>
-          <w:spacing w:val="0"/>
-          <w:w w:val="100"/>
-          <w:sz w:val="20"/>
-          <w:szCs w:val="20"/>
-          <w:lang w:val="ro-RO"/>
-        </w:rPr>
-        <w:t>e.workplaceManagers}</w:t>
-      </w:r>
-      <w:r>
-        <w:rPr>
-          <w:rFonts w:eastAsia="Arial" w:cs="Arial" w:ascii="Arial" w:hAnsi="Arial"/>
-          <w:color w:val="auto"/>
-          <w:spacing w:val="0"/>
-          <w:w w:val="100"/>
-          <w:sz w:val="20"/>
-          <w:szCs w:val="20"/>
-          <w:lang w:val="ro-RO"/>
-        </w:rPr>
-        <w:t>}{{name}}, având f</w:t>
-      </w:r>
-      <w:r>
-        <w:rPr>
-          <w:rFonts w:eastAsia="Arial" w:cs="Arial" w:ascii="Arial" w:hAnsi="Arial"/>
-          <w:color w:val="auto"/>
-          <w:spacing w:val="0"/>
-          <w:w w:val="100"/>
-          <w:sz w:val="20"/>
-          <w:szCs w:val="20"/>
-          <w:lang w:val="ro-RO"/>
-        </w:rPr>
-        <w:t>uncția de {{job</w:t>
-      </w:r>
-      <w:r>
-        <w:rPr>
-          <w:rFonts w:eastAsia="Arial" w:cs="Arial" w:ascii="Arial" w:hAnsi="Arial"/>
-          <w:color w:val="auto"/>
-          <w:spacing w:val="0"/>
-          <w:w w:val="100"/>
-          <w:sz w:val="20"/>
-          <w:szCs w:val="20"/>
-          <w:lang w:val="ro-RO"/>
-        </w:rPr>
-        <w:t>Title}}; {{/fire</w:t>
+        <w:t>Instructajul pentru personalul din afara unității se execută de către personalul tehnic cu atribuții în domeniul prevenirii și stingerii incendiilor sau de conducătorul locului de muncă în care este prevăzut un astfel de instructa</w:t>
+      </w:r>
+      <w:r>
+        <w:rPr>
+          <w:rFonts w:eastAsia="Arial" w:cs="Arial" w:ascii="Arial" w:hAnsi="Arial"/>
+          <w:color w:val="auto"/>
+          <w:spacing w:val="0"/>
+          <w:w w:val="100"/>
+          <w:sz w:val="20"/>
+          <w:szCs w:val="20"/>
+          <w:lang w:val="ro-RO"/>
+        </w:rPr>
+        <w:t>j: {{#fire.workplace</w:t>
+      </w:r>
+      <w:r>
+        <w:rPr>
+          <w:rFonts w:eastAsia="Arial" w:cs="Arial" w:ascii="Arial" w:hAnsi="Arial"/>
+          <w:color w:val="auto"/>
+          <w:spacing w:val="0"/>
+          <w:w w:val="100"/>
+          <w:sz w:val="20"/>
+          <w:szCs w:val="20"/>
+          <w:lang w:val="ro-RO"/>
+        </w:rPr>
+        <w:t>Managers}}{{name}}</w:t>
+      </w:r>
+      <w:r>
+        <w:rPr>
+          <w:rFonts w:eastAsia="Arial" w:cs="Arial" w:ascii="Arial" w:hAnsi="Arial"/>
+          <w:color w:val="auto"/>
+          <w:spacing w:val="0"/>
+          <w:w w:val="100"/>
+          <w:sz w:val="20"/>
+          <w:szCs w:val="20"/>
+          <w:lang w:val="ro-RO"/>
+        </w:rPr>
+        <w:t>, având funcția</w:t>
+      </w:r>
+      <w:r>
+        <w:rPr>
+          <w:rFonts w:eastAsia="Arial" w:cs="Arial" w:ascii="Arial" w:hAnsi="Arial"/>
+          <w:color w:val="auto"/>
+          <w:spacing w:val="0"/>
+          <w:w w:val="100"/>
+          <w:sz w:val="20"/>
+          <w:szCs w:val="20"/>
+          <w:lang w:val="ro-RO"/>
+        </w:rPr>
+        <w:t xml:space="preserve"> de {{jobTitleRu</w:t>
       </w:r>
       <w:r>
         <w:rPr>
@@ -1040,19 +1040,19 @@
           <w:szCs w:val="20"/>
           <w:lang w:val="ro-RO"/>
         </w:rPr>
-        <w:t>.workplaceManage</w:t>
-      </w:r>
-      <w:r>
-        <w:rPr>
-          <w:rFonts w:eastAsia="Arial" w:cs="Arial" w:ascii="Arial" w:hAnsi="Arial"/>
-          <w:color w:val="auto"/>
-          <w:spacing w:val="0"/>
-          <w:w w:val="100"/>
-          <w:sz w:val="20"/>
-          <w:szCs w:val="20"/>
-          <w:lang w:val="ro-RO"/>
-        </w:rPr>
-        <w:t>rs}}</w:t>
+        <w:t>nOn}}; {{/fire.w</w:t>
+      </w:r>
+      <w:r>
+        <w:rPr>
+          <w:rFonts w:eastAsia="Arial" w:cs="Arial" w:ascii="Arial" w:hAnsi="Arial"/>
+          <w:color w:val="auto"/>
+          <w:spacing w:val="0"/>
+          <w:w w:val="100"/>
+          <w:sz w:val="20"/>
+          <w:szCs w:val="20"/>
+          <w:lang w:val="ro-RO"/>
+        </w:rPr>
+        <w:t>orkplaceManagers}}</w:t>
       </w:r>
     </w:p>
     <w:p>
@@ -1266,7 +1266,7 @@
           <w:szCs w:val="20"/>
           <w:lang w:val="ro-RO"/>
         </w:rPr>
-        <w:t>noii angajați la muncă (contract de muncă, convenție civilă, etc.);</w:t>
+        <w:t>noii angajați la muncă (contract de muncă, convenție civilă etc.);</w:t>
       </w:r>
     </w:p>
     <w:p>
@@ -1390,7 +1390,7 @@
           <w:szCs w:val="20"/>
           <w:lang w:val="ro-RO"/>
         </w:rPr>
-        <w:t>Conținutul instructajului: acte normative generale: Legea 481/2004, OMAI 166/2010, OMAI 1259/2006, Legea 307/2006 privind apărarea împotriva incendiilor, OMAI 163/2007, OMAI 106/2007, astfel:</w:t>
+        <w:t>Conținutul instructajului – acte normative generale (Legea 481/2004, OMAI 166/2010, OMAI 1259/2006, Legea 307/2006 privind apărarea împotriva incendiilor, OMAI 163/2007, OMAI 106/2007), astfel:</w:t>
       </w:r>
     </w:p>
     <w:p>
@@ -1482,7 +1482,7 @@
           <w:szCs w:val="20"/>
           <w:lang w:val="ro-RO"/>
         </w:rPr>
-        <w:t>forme și metode specifice de PSI: controale PSI (interne din societate și externe, exemplul pompierii militari), modul de sancționare a încălcărilor la normele PSI (contravenționale sau infracționale), măsuri de îmbunătățire a PSI, cu termene și responsabilități, forțe de intervenție (personalul de la locul de muncă, convenție), pompieri militari;</w:t>
+        <w:t>forme și metode specifice de PSI: controale PSI (interne, din societate, și externe, de exemplu ale pompierilor militari), modul de sancționare a încălcărilor normelor PSI (contravenționale sau infracționale), măsuri de îmbunătățire a PSI, cu termene și responsabilități, forțe de intervenție (personalul de la locul de muncă, convenție), pompieri militari;</w:t>
       </w:r>
     </w:p>
     <w:p>
@@ -1513,7 +1513,7 @@
           <w:szCs w:val="20"/>
           <w:lang w:val="ro-RO"/>
         </w:rPr>
-        <w:t>mijloacele tehnice de PSI existente și modul de utilizare a acestora: instalații speciale (de semnalizare incendii, stingere incendii), instalații de stingere cu hidranți (interiori, exteriori) și modul de echipare a acestora (teoretic și practic), stingătoare portabile și transportabile, descriere sumară a construcției și substanțelor de stingere utilizate și descrierea amănunțită a modului de punere în funcțiune;</w:t>
+        <w:t>mijloacele tehnice de PSI existente și modul de utilizare a acestora: instalații speciale (de semnalizare și de stingere a incendiilor), instalații de stingere cu hidranți (interiori, exteriori) și modul de echipare a acestora (teoretic și practic), stingătoare portabile și transportabile, descriere sumară a construcției și substanțelor de stingere utilizate și descrierea amănunțită a modului de punere în funcțiune;</w:t>
       </w:r>
     </w:p>
     <w:p>
@@ -1544,7 +1544,7 @@
           <w:szCs w:val="20"/>
           <w:lang w:val="ro-RO"/>
         </w:rPr>
-        <w:t>modul de acțiune în cazul observării unui incendiu și anunțarea lui: data și ora observării incendiului, locul evenimentului, mijloace de anunțare (telefon, sonerie), persoana care a anunțat incendiu, alarmare forțe proprii, anunțare pompieri militari – serviciul profesionist pentru situații de urgență, alarmarea conducerii societății, alarmare alte forțe (dacă este cazul);</w:t>
+        <w:t>modul de acțiune în cazul observării unui incendiu și anunțarea lui: data și ora observării incendiului, locul evenimentului, mijloace de anunțare (telefon, sonerie), persoana care a anunțat incendiul, alarmarea forțelor proprii, anunțarea pompierilor militari – serviciul profesionist pentru situații de urgență, alarmarea conducerii societății, alarmarea altor forțe (dacă este cazul);</w:t>
       </w:r>
     </w:p>
     <w:p>
@@ -1575,7 +1575,7 @@
           <w:szCs w:val="20"/>
           <w:lang w:val="ro-RO"/>
         </w:rPr>
-        <w:t>acțiunile ce trebuie întreprinse după perceperea alarmei de incendiu: evacuarea persoanelor din construcția, instalația incendiată și alarmarea persoanelor din construcțiile vecine, evacuarea materialelor periculoase (explozibile, recipiente sub presiune, recipiente cu gaze sau lichide inflamabile), evacuarea materialelor ce înglobează valori mari, evacuarea materialelor combustibile din calea de propagare a incendiului;</w:t>
+        <w:t>acțiunile ce trebuie întreprinse după perceperea alarmei de incendiu: evacuarea persoanelor din construcția sau instalația incendiată și alarmarea persoanelor din construcțiile vecine, evacuarea materialelor periculoase (explozibile, recipiente sub presiune, recipiente cu gaze sau lichide inflamabile), evacuarea materialelor ce înglobează valori mari, evacuarea materialelor combustibile din calea de propagare a incendiului;</w:t>
       </w:r>
     </w:p>
     <w:p>
@@ -1606,7 +1606,7 @@
           <w:szCs w:val="20"/>
           <w:lang w:val="ro-RO"/>
         </w:rPr>
-        <w:t>se va avea o atenție sporită în cazul evacuărilor atât de personal cât și de materiale se vor face în locuri special stabilite, în afara spațiilor unde s-ar putea propaga incendiul, dar și în afara spațiilor rezervate forțelor de intervenție;</w:t>
+        <w:t>se va acorda o atenție sporită evacuărilor, atât de personal, cât și de materiale, care se vor face în locuri special stabilite, în afara spațiilor unde s-ar putea propaga incendiul, dar și în afara spațiilor rezervate forțelor de intervenție;</w:t>
       </w:r>
     </w:p>
     <w:p>
@@ -1666,7 +1666,7 @@
           <w:szCs w:val="20"/>
           <w:lang w:val="ro-RO"/>
         </w:rPr>
-        <w:t>se va avea o atenție sporită în cazul acțiunilor efectuate simultan (ex.: evacuare persoane și intervenție folosind mijloacele de primă intervenție), ordinea înscrisă este cea a priorităților.</w:t>
+        <w:t>se va acorda o atenție sporită acțiunilor efectuate simultan (de exemplu, evacuarea persoanelor și intervenția cu mijloacele de primă intervenție); ordinea înscrisă este cea a priorităților.</w:t>
       </w:r>
     </w:p>
     <w:p>
@@ -1697,7 +1697,7 @@
           <w:szCs w:val="20"/>
           <w:lang w:val="ro-RO"/>
         </w:rPr>
-        <w:t>Instructajul se finalizează cu un test grilă de minimum 10 întrebări, la care este necesar ca 70% din răspunsuri să fie corecte. Nu vor fi admise la lucru persoanele ce nu îndeplinesc criteriile de cunoștințe minime. Aceștia din urmă vor repeta testarea până vor fi declarați apți din punct de vedere al cunoștințelor minime în domeniul apărării împotriva incendiilor.</w:t>
+        <w:t>Instructajul se finalizează cu un test grilă de minimum 10 întrebări, la care este necesar ca 70% din răspunsuri să fie corecte. Nu vor fi admise la lucru persoanele ce nu îndeplinesc criteriile de cunoștințe minime. Acestea din urmă vor repeta testarea până vor fi declarate apte din punct de vedere al cunoștințelor minime în domeniul apărării împotriva incendiilor.</w:t>
       </w:r>
     </w:p>
     <w:p>
@@ -1833,7 +1833,7 @@
           <w:szCs w:val="20"/>
           <w:lang w:val="ro-RO"/>
         </w:rPr>
-        <w:t>noii angajați la muncă (contract de muncă, convenție civilă, etc.);</w:t>
+        <w:t>noii angajați la muncă (contract de muncă, convenție civilă etc.);</w:t>
       </w:r>
     </w:p>
     <w:p>
@@ -2020,7 +2020,7 @@
           <w:szCs w:val="20"/>
           <w:lang w:val="ro-RO"/>
         </w:rPr>
-        <w:t>cauzele potențiale și riscurile (pericolele) de incendiu și/ sau explozie specifice locului de muncă, măsuri de prevenire a acestora;</w:t>
+        <w:t>cauzele potențiale și riscurile (pericolele) de incendiu și/sau explozie specifice locului de muncă, precum și măsurile de prevenire a acestora;</w:t>
       </w:r>
     </w:p>
     <w:p>
@@ -2175,7 +2175,7 @@
           <w:szCs w:val="20"/>
           <w:lang w:val="ro-RO"/>
         </w:rPr>
-        <w:t>Instructajul se finalizează cu un test grilă de minimum 10 întrebări, la care sunt necesare 70% din răspunsuri să fie corecte. Nu vor fi admise la lucru persoanele ce nu îndeplinesc criteriile de cunoștințe.</w:t>
+        <w:t>Instructajul se finalizează cu un test grilă de minimum 10 întrebări, la care este necesar ca 70% din răspunsuri să fie corecte. Nu vor fi admise la lucru persoanele ce nu îndeplinesc criteriile de cunoștințe.</w:t>
       </w:r>
     </w:p>
     <w:p>
@@ -2272,7 +2272,7 @@
           <w:szCs w:val="20"/>
           <w:lang w:val="ro-RO"/>
         </w:rPr>
-        <w:t>onform prevederilor OMAI 712/2005 – Art. 26, se stabilesc următoarele intervale de timp pentru efectuarea instructajelor periodice:</w:t>
+        <w:t>onform prevederilor OMAI 712/2005 – art. 26, se stabilesc următoarele intervale de timp pentru efectuarea instructajelor periodice:</w:t>
       </w:r>
     </w:p>
     <w:p>
@@ -2342,7 +2342,7 @@
           <w:szCs w:val="20"/>
           <w:lang w:val="ro-RO"/>
         </w:rPr>
-        <w:t>personalul administrativ ({{fire.staff.administrativeText}}) va fi instruit la {{fire.schedule.administrativeIntervalLabel}}, respectiv în {{fire.schedule.administrativeMonths}}, în perioada (zilele) {{fire.schedule.dayFrom}} – {{fire.schedule.dayTo}} ale lunii;</w:t>
+        <w:t>personalul administrativ ({{fire.staff.administrativeText}}) va fi instruit la {{fire.schedule.administrativeIntervalLabel}}, respectiv în {{fire.schedule.administrativeMonths}}, între zilele {{fire.schedule.dayFrom}} și {{fire.schedule.dayTo}} ale lunii;</w:t>
       </w:r>
     </w:p>
     <w:p>
@@ -2447,7 +2447,7 @@
           <w:szCs w:val="20"/>
           <w:lang w:val="ro-RO"/>
         </w:rPr>
-        <w:t>personalul de execuție ({{fire.staff.executionText}}) va fi instruit la {{fire.schedule.workerIntervalLabel}}, respectiv în {{fire.schedule.workerMonths}}, în perioada (zilele) {{fire.schedule.dayFrom}} – {{fire.schedule.dayTo}} ale lunii;</w:t>
+        <w:t>personalul de execuție ({{fire.staff.executionText}}) va fi instruit la {{fire.schedule.workerIntervalLabel}}, respectiv în {{fire.schedule.workerMonths}}, între zilele {{fire.schedule.dayFrom}} și {{fire.schedule.dayTo}} ale lunii;</w:t>
       </w:r>
     </w:p>
     <w:p>
@@ -2513,7 +2513,7 @@
           <w:szCs w:val="20"/>
           <w:lang w:val="ro-RO"/>
         </w:rPr>
-        <w:t>Personalul nominalizat în echipa de primă intervenție va fi actualizat lunar. Componența echipelor de primă intervenție se stabilește de șeful locului de muncă din care face parte.</w:t>
+        <w:t>Lista personalului nominalizat în echipa de primă intervenție va fi actualizată lunar. Componența echipelor de primă intervenție se stabilește de șeful locului de muncă din care fac parte membrii acestora.</w:t>
       </w:r>
     </w:p>
     <w:p>
@@ -2698,7 +2698,7 @@
           <w:szCs w:val="20"/>
           <w:lang w:val="ro-RO"/>
         </w:rPr>
-        <w:t>când au apărut modificările legislației specifice domeniului apărării împotriva incendiilor sau conexe acesteia.</w:t>
+        <w:t>când au apărut modificări ale legislației specifice domeniului apărării împotriva incendiilor sau conexe acesteia.</w:t>
       </w:r>
     </w:p>
     <w:p>
@@ -2802,7 +2802,7 @@
           <w:szCs w:val="20"/>
           <w:lang w:val="ro-RO"/>
         </w:rPr>
-        <w:t>Durata instructajului pe schimb va fi de minim 15 minute.</w:t>
+        <w:t>Durata instructajului pe schimb va fi de minimum 15 minute.</w:t>
       </w:r>
     </w:p>
     <w:p>
@@ -2864,7 +2864,7 @@
           <w:szCs w:val="20"/>
           <w:lang w:val="ro-RO"/>
         </w:rPr>
-        <w:t>Obligatoriu se va face la locurile cu risc foarte mare de incendiu și opțional la locurile cu risc mare de incendiu.</w:t>
+        <w:t>Instructajul pe schimb se face obligatoriu la locurile cu risc foarte mare de incendiu și opțional la locurile cu risc mare de incendiu.</w:t>
       </w:r>
     </w:p>
     <w:p>
@@ -2895,7 +2895,7 @@
           <w:szCs w:val="20"/>
           <w:lang w:val="ro-RO"/>
         </w:rPr>
-        <w:t>Tematica de instruire pentru instructajul pe schimb va cuprinde cel puțin, atenționarea salariaților din tura de serviciu asupra principalelor reguli și măsuri de PSI, care trebuie urmărite ținându-se seama de constatările din tura anterioară, precum și de operațiunile sau lucrările care se execută pe timpul schimbului respectiv.</w:t>
+        <w:t>Tematica de instruire pentru instructajul pe schimb va cuprinde cel puțin atenționarea salariaților din tura de serviciu asupra principalelor reguli și măsuri de PSI, care trebuie urmărite ținându-se seama de constatările din tura anterioară, precum și de operațiunile sau lucrările care se execută pe timpul schimbului respectiv.</w:t>
       </w:r>
     </w:p>
     <w:p>
@@ -2968,7 +2968,7 @@
           <w:szCs w:val="20"/>
           <w:lang w:val="ro-RO"/>
         </w:rPr>
-        <w:t>Durata instructajului special pentru lucrări periculoase va fi de minim 15 minute.</w:t>
+        <w:t>Durata instructajului special pentru lucrări periculoase va fi de minimum 15 minute.</w:t>
       </w:r>
     </w:p>
     <w:p>
@@ -3121,7 +3121,7 @@
           <w:szCs w:val="20"/>
           <w:lang w:val="ro-RO"/>
         </w:rPr>
-        <w:t>lucrări care pot provoca scântei și arcuri electrice sau scurt circuite;</w:t>
+        <w:t>lucrări care pot provoca scântei și arcuri electrice sau scurtcircuite;</w:t>
       </w:r>
     </w:p>
     <w:p>
@@ -3244,7 +3244,7 @@
           <w:szCs w:val="20"/>
           <w:lang w:val="ro-RO"/>
         </w:rPr>
-        <w:t>lucrări la care se utilizează foc deschis (dezghețări, decongelări, aprinderea cuptoarelor tehnologice, cazanelor, etc.);</w:t>
+        <w:t>lucrări la care se utilizează foc deschis (dezghețări, decongelări, aprinderea cuptoarelor tehnologice, cazanelor etc.);</w:t>
       </w:r>
     </w:p>
     <w:p>
@@ -3337,7 +3337,7 @@
           <w:szCs w:val="20"/>
           <w:lang w:val="ro-RO"/>
         </w:rPr>
-        <w:t>curățarea interioară a unor vase, rezervoare, recipiente sau sisteme de evacuare în care au fost stocate, prelucrate sau vehiculate produse combustibile, etc.;</w:t>
+        <w:t>curățarea interioară a unor vase, rezervoare, recipiente sau sisteme de evacuare în care au fost stocate, prelucrate sau vehiculate produse combustibile etc.;</w:t>
       </w:r>
     </w:p>
     <w:p>
@@ -3397,19 +3397,19 @@
           <w:u w:val="single"/>
           <w:lang w:val="ro-RO"/>
         </w:rPr>
-        <w:t>Instructaj la conversia profesională</w:t>
-      </w:r>
-      <w:r>
-        <w:rPr>
-          <w:rFonts w:eastAsia="Arial" w:cs="Arial" w:ascii="Arial" w:hAnsi="Arial"/>
-          <w:color w:val="auto"/>
-          <w:spacing w:val="0"/>
-          <w:w w:val="100"/>
-          <w:sz w:val="20"/>
-          <w:szCs w:val="20"/>
-          <w:lang w:val="ro-RO"/>
-        </w:rPr>
-        <w:t>:</w:t>
+        <w:t>Instructajul la conversia profesiona</w:t>
+      </w:r>
+      <w:r>
+        <w:rPr>
+          <w:rFonts w:eastAsia="Arial" w:cs="Arial" w:ascii="Arial" w:hAnsi="Arial"/>
+          <w:color w:val="auto"/>
+          <w:spacing w:val="0"/>
+          <w:w w:val="100"/>
+          <w:sz w:val="20"/>
+          <w:szCs w:val="20"/>
+          <w:lang w:val="ro-RO"/>
+        </w:rPr>
+        <w:t>lă:</w:t>
       </w:r>
     </w:p>
     <w:p>
@@ -3440,7 +3440,7 @@
           <w:szCs w:val="20"/>
           <w:lang w:val="ro-RO"/>
         </w:rPr>
-        <w:t>În cazul persoanelor care își vor desfășura activitatea în același loc de muncă se va prelucra numai unele aspecte din cadrul instructajului specific locului de muncă care se consideră necesare noilor sarcini.</w:t>
+        <w:t>În cazul persoanelor care își vor desfășura activitatea în același loc de muncă se vor prelucra numai unele aspecte din cadrul instructajului specific locului de muncă care se consideră necesare noilor sarcini.</w:t>
       </w:r>
     </w:p>
     <w:p>
@@ -3502,7 +3502,7 @@
           <w:szCs w:val="20"/>
           <w:lang w:val="ro-RO"/>
         </w:rPr>
-        <w:t>În cazul persoanelor care își vor desfășura activitatea în cadrul altui agent economic sau a unei instituții, acestea se consideră nou angajate și vor parcurge categoriile de instructaje prevăzute în prezenta decizie.</w:t>
+        <w:t>În cazul persoanelor care își vor desfășura activitatea în cadrul altui agent economic sau al unei instituții, acestea se consideră nou angajate și vor parcurge categoriile de instructaje prevăzute în prezenta decizie.</w:t>
       </w:r>
     </w:p>
     <w:p>
@@ -3575,7 +3575,7 @@
           <w:szCs w:val="20"/>
           <w:lang w:val="ro-RO"/>
         </w:rPr>
-        <w:t>Durata instructajului pentru personalul din afara unității va fi de minim 15 minute.</w:t>
+        <w:t>Durata instructajului pentru personalul din afara unității va fi de minimum 15 minute.</w:t>
       </w:r>
     </w:p>
     <w:p>
@@ -3699,7 +3699,7 @@
           <w:szCs w:val="20"/>
           <w:lang w:val="ro-RO"/>
         </w:rPr>
-        <w:t>conducătorii auto și mijloacele pentru transportul materialelor periculoase;</w:t>
+        <w:t>conducătorii auto ai mijloacelor de transport pentru materiale periculoase;</w:t>
       </w:r>
     </w:p>
     <w:p>
@@ -3730,7 +3730,7 @@
           <w:szCs w:val="20"/>
           <w:lang w:val="ro-RO"/>
         </w:rPr>
-        <w:t>personalul de pază aparținând altor societăți comerciale sau firme specializate.</w:t>
+        <w:t>personalul de pază aparținând altor societăți comerciale sau firme specializate;</w:t>
       </w:r>
     </w:p>
     <w:p>
@@ -3761,7 +3761,7 @@
           <w:szCs w:val="20"/>
           <w:lang w:val="ro-RO"/>
         </w:rPr>
-        <w:t>vizitatori în grup de minim 5 persoane.</w:t>
+        <w:t>vizitatori în grup de minimum 5 persoane.</w:t>
       </w:r>
     </w:p>
     <w:p>
@@ -3917,7 +3917,7 @@
           <w:szCs w:val="20"/>
           <w:lang w:val="ro-RO"/>
         </w:rPr>
-        <w:t>prezentarea unei proceduri special întocmite asupra principalelor reguli de prevenire a incendiilor pe care trebuie să le respecte și sunt atenționate asupra unor pericole existente în anumite locuri de pe traseul parcurs.</w:t>
+        <w:t>prezentarea unei proceduri special întocmite asupra principalelor reguli de prevenire a incendiilor pe care persoanele instruite trebuie să le respecte și atenționarea acestora asupra unor pericole existente în anumite locuri de pe traseul parcurs;</w:t>
       </w:r>
     </w:p>
     <w:p>
@@ -3948,7 +3948,7 @@
           <w:szCs w:val="20"/>
           <w:lang w:val="ro-RO"/>
         </w:rPr>
-        <w:t>consemnarea efectuării instructajului se face într-un proces verbal întocmit în acest scop, care să conțină problematica prezentată, însoțit de tabele cuprinzând numele, prenumele și semnătura persoanelor instruite.</w:t>
+        <w:t>consemnarea efectuării instructajului se face într-un proces-verbal întocmit în acest scop, care să conțină problematica prezentată, însoțit de tabele cuprinzând numele, prenumele și semnătura persoanelor instruite.</w:t>
       </w:r>
     </w:p>
     <w:p>
@@ -4159,7 +4159,7 @@
           <w:szCs w:val="20"/>
           <w:lang w:val="ro-RO"/>
         </w:rPr>
-        <w:t>instructaj la conversia profesională.</w:t>
+        <w:t>instructajul la conversia profesională.</w:t>
       </w:r>
     </w:p>
     <w:p>
@@ -4188,7 +4188,7 @@
           <w:szCs w:val="20"/>
           <w:lang w:val="ro-RO"/>
         </w:rPr>
-        <w:t>Registru de predare-primire a schimbului va fi utilizat pentru:</w:t>
+        <w:t>Registrul de predare-primire a schimbului va fi utilizat pentru:</w:t>
       </w:r>
     </w:p>
     <w:p>
@@ -4219,7 +4219,7 @@
           <w:szCs w:val="20"/>
           <w:lang w:val="ro-RO"/>
         </w:rPr>
-        <w:t>instructaj pe schimb;</w:t>
+        <w:t>instructajul pe schimb;</w:t>
       </w:r>
     </w:p>
     <w:p>
@@ -4279,7 +4279,7 @@
           <w:szCs w:val="20"/>
           <w:lang w:val="ro-RO"/>
         </w:rPr>
-        <w:t>Procese verbale de instruire vor fi utilizate pentru:</w:t>
+        <w:t>Procesele-verbale de instruire vor fi utilizate pentru:</w:t>
       </w:r>
     </w:p>
     <w:p>
@@ -4310,7 +4310,7 @@
           <w:szCs w:val="20"/>
           <w:lang w:val="ro-RO"/>
         </w:rPr>
-        <w:t>instructaj pentru persoanele din afara unității;</w:t>
+        <w:t>instructajul pentru persoanele din afara unității;</w:t>
       </w:r>
     </w:p>
     <w:p>
@@ -4369,7 +4369,7 @@
           <w:szCs w:val="20"/>
           <w:lang w:val="ro-RO"/>
         </w:rPr>
-        <w:t>Prezenta salariaților la instructaj va fi asigurată de conducerea unității.</w:t>
+        <w:t>Prezența salariaților la instructaj va fi asigurată de conducerea unității.</w:t>
       </w:r>
     </w:p>
     <w:p>
@@ -4533,7 +4533,7 @@
           <w:szCs w:val="20"/>
           <w:lang w:val="ro-RO"/>
         </w:rPr>
-        <w:t>obTitle}} în cad</w:t>
+        <w:t>obTitleRunOn}} î</w:t>
       </w:r>
       <w:r>
         <w:rPr>
@@ -4546,19 +4546,19 @@
           <w:szCs w:val="20"/>
           <w:lang w:val="ro-RO"/>
         </w:rPr>
-        <w:t>rul {{client.leg</w:t>
-      </w:r>
-      <w:r>
-        <w:rPr>
-          <w:rFonts w:eastAsia="Arial" w:cs="Arial" w:ascii="Arial" w:hAnsi="Arial"/>
-          <w:color w:val="auto"/>
-          <w:spacing w:val="0"/>
-          <w:w w:val="100"/>
-          <w:sz w:val="20"/>
-          <w:szCs w:val="20"/>
-          <w:lang w:val="ro-RO"/>
-        </w:rPr>
-        <w:t>alName}}.</w:t>
+        <w:t>n cadrul {{clien</w:t>
+      </w:r>
+      <w:r>
+        <w:rPr>
+          <w:rFonts w:eastAsia="Arial" w:cs="Arial" w:ascii="Arial" w:hAnsi="Arial"/>
+          <w:color w:val="auto"/>
+          <w:spacing w:val="0"/>
+          <w:w w:val="100"/>
+          <w:sz w:val="20"/>
+          <w:szCs w:val="20"/>
+          <w:lang w:val="ro-RO"/>
+        </w:rPr>
+        <w:t>t.legalName}}.</w:t>
       </w:r>
     </w:p>
     <w:p>
@@ -4634,67 +4634,67 @@
           <w:szCs w:val="20"/>
           <w:lang w:val="ro-RO"/>
         </w:rPr>
-        <w:t xml:space="preserve"> ore înainte, prin {{fireSafetyTechnician.name}}, cadru tehnic cu atribuții în domeniul apărării împotriva incendiilor, reprezentant al {{provider.legalName}} și {{fi</w:t>
-      </w:r>
-      <w:r>
-        <w:rPr>
-          <w:rFonts w:eastAsia="Arial" w:cs="Arial" w:ascii="Arial" w:hAnsi="Arial"/>
-          <w:color w:val="auto"/>
-          <w:spacing w:val="0"/>
-          <w:w w:val="100"/>
-          <w:sz w:val="20"/>
-          <w:szCs w:val="20"/>
-          <w:lang w:val="ro-RO"/>
-        </w:rPr>
-        <w:t>re.c</w:t>
-      </w:r>
-      <w:r>
-        <w:rPr>
-          <w:rFonts w:eastAsia="Arial" w:cs="Arial" w:ascii="Arial" w:hAnsi="Arial"/>
-          <w:color w:val="auto"/>
-          <w:spacing w:val="0"/>
-          <w:w w:val="100"/>
-          <w:sz w:val="20"/>
-          <w:szCs w:val="20"/>
-          <w:lang w:val="ro-RO"/>
-        </w:rPr>
-        <w:t>oordinator.name}}, a</w:t>
-      </w:r>
-      <w:r>
-        <w:rPr>
-          <w:rFonts w:eastAsia="Arial" w:cs="Arial" w:ascii="Arial" w:hAnsi="Arial"/>
-          <w:color w:val="auto"/>
-          <w:spacing w:val="0"/>
-          <w:w w:val="100"/>
-          <w:sz w:val="20"/>
-          <w:szCs w:val="20"/>
-          <w:lang w:val="ro-RO"/>
-        </w:rPr>
-        <w:t>vând funcția de {{</w:t>
-      </w:r>
-      <w:r>
-        <w:rPr>
-          <w:rFonts w:eastAsia="Arial" w:cs="Arial" w:ascii="Arial" w:hAnsi="Arial"/>
-          <w:color w:val="auto"/>
-          <w:spacing w:val="0"/>
-          <w:w w:val="100"/>
-          <w:sz w:val="20"/>
-          <w:szCs w:val="20"/>
-          <w:lang w:val="ro-RO"/>
-        </w:rPr>
-        <w:t>fire.coordinato</w:t>
-      </w:r>
-      <w:r>
-        <w:rPr>
-          <w:rFonts w:eastAsia="Arial" w:cs="Arial" w:ascii="Arial" w:hAnsi="Arial"/>
-          <w:color w:val="auto"/>
-          <w:spacing w:val="0"/>
-          <w:w w:val="100"/>
-          <w:sz w:val="20"/>
-          <w:szCs w:val="20"/>
-          <w:lang w:val="ro-RO"/>
-        </w:rPr>
-        <w:t xml:space="preserve">r.jobTitle}} în </w:t>
+        <w:t xml:space="preserve"> ore înainte, prin {{fireSafetyTechnician.name}}, cadru tehnic cu atribuții în domeniul apărării împotriva incendiilor, reprezentant al {{provider.legalName}}, și {{f</w:t>
+      </w:r>
+      <w:r>
+        <w:rPr>
+          <w:rFonts w:eastAsia="Arial" w:cs="Arial" w:ascii="Arial" w:hAnsi="Arial"/>
+          <w:color w:val="auto"/>
+          <w:spacing w:val="0"/>
+          <w:w w:val="100"/>
+          <w:sz w:val="20"/>
+          <w:szCs w:val="20"/>
+          <w:lang w:val="ro-RO"/>
+        </w:rPr>
+        <w:t>ire.</w:t>
+      </w:r>
+      <w:r>
+        <w:rPr>
+          <w:rFonts w:eastAsia="Arial" w:cs="Arial" w:ascii="Arial" w:hAnsi="Arial"/>
+          <w:color w:val="auto"/>
+          <w:spacing w:val="0"/>
+          <w:w w:val="100"/>
+          <w:sz w:val="20"/>
+          <w:szCs w:val="20"/>
+          <w:lang w:val="ro-RO"/>
+        </w:rPr>
+        <w:t xml:space="preserve">coordinator.name}}, </w:t>
+      </w:r>
+      <w:r>
+        <w:rPr>
+          <w:rFonts w:eastAsia="Arial" w:cs="Arial" w:ascii="Arial" w:hAnsi="Arial"/>
+          <w:color w:val="auto"/>
+          <w:spacing w:val="0"/>
+          <w:w w:val="100"/>
+          <w:sz w:val="20"/>
+          <w:szCs w:val="20"/>
+          <w:lang w:val="ro-RO"/>
+        </w:rPr>
+        <w:t>având funcția de {</w:t>
+      </w:r>
+      <w:r>
+        <w:rPr>
+          <w:rFonts w:eastAsia="Arial" w:cs="Arial" w:ascii="Arial" w:hAnsi="Arial"/>
+          <w:color w:val="auto"/>
+          <w:spacing w:val="0"/>
+          <w:w w:val="100"/>
+          <w:sz w:val="20"/>
+          <w:szCs w:val="20"/>
+          <w:lang w:val="ro-RO"/>
+        </w:rPr>
+        <w:t>{fire.coordinat</w:t>
+      </w:r>
+      <w:r>
+        <w:rPr>
+          <w:rFonts w:eastAsia="Arial" w:cs="Arial" w:ascii="Arial" w:hAnsi="Arial"/>
+          <w:color w:val="auto"/>
+          <w:spacing w:val="0"/>
+          <w:w w:val="100"/>
+          <w:sz w:val="20"/>
+          <w:szCs w:val="20"/>
+          <w:lang w:val="ro-RO"/>
+        </w:rPr>
+        <w:t>or.jobTitleRunOn</w:t>
       </w:r>
       <w:r>
         <w:rPr>
@@ -4707,19 +4707,19 @@
           <w:szCs w:val="20"/>
           <w:lang w:val="ro-RO"/>
         </w:rPr>
-        <w:t>cadrul {{client.</w:t>
-      </w:r>
-      <w:r>
-        <w:rPr>
-          <w:rFonts w:eastAsia="Arial" w:cs="Arial" w:ascii="Arial" w:hAnsi="Arial"/>
-          <w:color w:val="auto"/>
-          <w:spacing w:val="0"/>
-          <w:w w:val="100"/>
-          <w:sz w:val="20"/>
-          <w:szCs w:val="20"/>
-          <w:lang w:val="ro-RO"/>
-        </w:rPr>
-        <w:t>legalName}}, stabilind data și locul unde se efectuează instructajul introductiv general.</w:t>
+        <w:t>}} în cadrul {{c</w:t>
+      </w:r>
+      <w:r>
+        <w:rPr>
+          <w:rFonts w:eastAsia="Arial" w:cs="Arial" w:ascii="Arial" w:hAnsi="Arial"/>
+          <w:color w:val="auto"/>
+          <w:spacing w:val="0"/>
+          <w:w w:val="100"/>
+          <w:sz w:val="20"/>
+          <w:szCs w:val="20"/>
+          <w:lang w:val="ro-RO"/>
+        </w:rPr>
+        <w:t>lient.legalName}}, stabilind data și locul unde se efectuează instructajul introductiv general.</w:t>
       </w:r>
     </w:p>
     <w:p>
@@ -4747,7 +4747,7 @@
           <w:szCs w:val="20"/>
           <w:lang w:val="ro-RO"/>
         </w:rPr>
-        <w:t>În data și la locul de desfășurare a instructajului, beneficiarul prin persoanele desemnate, asigură datele de personal și imprimatele necesare.</w:t>
+        <w:t>La data și la locul de desfășurare a instructajului, beneficiarul, prin persoanele desemnate, asigură datele de personal și imprimatele necesare.</w:t>
       </w:r>
     </w:p>
     <w:p>
@@ -4849,7 +4849,7 @@
           <w:szCs w:val="20"/>
           <w:lang w:val="ro-RO"/>
         </w:rPr>
-        <w:t>Title}} în cadru</w:t>
+        <w:t xml:space="preserve">TitleRunOn}} în </w:t>
       </w:r>
       <w:r>
         <w:rPr>
@@ -4862,19 +4862,19 @@
           <w:szCs w:val="20"/>
           <w:lang w:val="ro-RO"/>
         </w:rPr>
-        <w:t>l {{client.legal</w:t>
-      </w:r>
-      <w:r>
-        <w:rPr>
-          <w:rFonts w:eastAsia="Arial" w:cs="Arial" w:ascii="Arial" w:hAnsi="Arial"/>
-          <w:color w:val="auto"/>
-          <w:spacing w:val="0"/>
-          <w:w w:val="100"/>
-          <w:sz w:val="20"/>
-          <w:szCs w:val="20"/>
-          <w:lang w:val="ro-RO"/>
-        </w:rPr>
-        <w:t>Name}}, va oferi informațiile privind modificările organizatorice și de personal din cadrul unității, ori de câte ori acestea apar.</w:t>
+        <w:t>cadrul {{client.</w:t>
+      </w:r>
+      <w:r>
+        <w:rPr>
+          <w:rFonts w:eastAsia="Arial" w:cs="Arial" w:ascii="Arial" w:hAnsi="Arial"/>
+          <w:color w:val="auto"/>
+          <w:spacing w:val="0"/>
+          <w:w w:val="100"/>
+          <w:sz w:val="20"/>
+          <w:szCs w:val="20"/>
+          <w:lang w:val="ro-RO"/>
+        </w:rPr>
+        <w:t>legalName}}, va oferi informațiile privind modificările organizatorice și de personal din cadrul unității, ori de câte ori acestea apar.</w:t>
       </w:r>
     </w:p>
     <w:p>
@@ -4903,7 +4903,7 @@
           <w:szCs w:val="20"/>
           <w:lang w:val="ro-RO"/>
         </w:rPr>
-        <w:t>Fișele de instruire se întocmesc conform modelului prevăzut de OMAI 712/2005 – Art. 46.</w:t>
+        <w:t>Fișele de instruire se întocmesc conform modelului prevăzut de OMAI 712/2005 – art. 46.</w:t>
       </w:r>
     </w:p>
     <w:p>
@@ -4958,7 +4958,7 @@
           <w:szCs w:val="20"/>
           <w:lang w:val="ro-RO"/>
         </w:rPr>
-        <w:t>au următoarele răspunderi, conform OMAI 712/2005 – Art. 48 și Art. 50:</w:t>
+        <w:t>au următoarele răspunderi, conform OMAI 712/2005 – art. 48 și art. 50:</w:t>
       </w:r>
     </w:p>
     <w:p>
@@ -5181,7 +5181,7 @@
           <w:szCs w:val="20"/>
           <w:lang w:val="ro-RO"/>
         </w:rPr>
-        <w:t>aduce la cunoștința persoanelor nominalizate în prezenta decizie.</w:t>
+        <w:t>aduce la cunoștința persoanelor nominalizate în aceasta.</w:t>
       </w:r>
     </w:p>
     <w:p>
@@ -5352,7 +5352,7 @@
           <w:szCs w:val="20"/>
           <w:lang w:val="ro-RO"/>
         </w:rPr>
-        <w:t>PROCES VERBAL DE LUARE LA CUNOȘTINȚĂ</w:t>
+        <w:t>PROCES-VERBAL DE LUARE DE CUNOȘTINȚĂ</w:t>
       </w:r>
     </w:p>
     <w:p>
@@ -5433,19 +5433,19 @@
           <w:szCs w:val="20"/>
           <w:lang w:val="ro-RO"/>
         </w:rPr>
-        <w:t>, nr. {{fire.dec</w:t>
-      </w:r>
-      <w:r>
-        <w:rPr>
-          <w:rFonts w:eastAsia="Arial" w:cs="Arial" w:ascii="Arial" w:hAnsi="Arial"/>
-          <w:color w:val="auto"/>
-          <w:spacing w:val="0"/>
-          <w:w w:val="100"/>
-          <w:sz w:val="20"/>
-          <w:szCs w:val="20"/>
-          <w:lang w:val="ro-RO"/>
-        </w:rPr>
-        <w:t>isionNumbers.training}} din {{issueDate}}.</w:t>
+        <w:t xml:space="preserve"> nr. {{fire.deci</w:t>
+      </w:r>
+      <w:r>
+        <w:rPr>
+          <w:rFonts w:eastAsia="Arial" w:cs="Arial" w:ascii="Arial" w:hAnsi="Arial"/>
+          <w:color w:val="auto"/>
+          <w:spacing w:val="0"/>
+          <w:w w:val="100"/>
+          <w:sz w:val="20"/>
+          <w:szCs w:val="20"/>
+          <w:lang w:val="ro-RO"/>
+        </w:rPr>
+        <w:t>sionNumbers.training}} din {{issueDate}}.</w:t>
       </w:r>
     </w:p>
     <w:tbl>
@@ -5510,7 +5510,7 @@
                 <w:szCs w:val="20"/>
                 <w:lang w:val="ro-RO"/>
               </w:rPr>
-              <w:t>Nr. Crt.</w:t>
+              <w:t>Nr. crt.</w:t>
             </w:r>
           </w:p>
         </w:tc>

--- a/packages/document-engine/templates/fire/1.2_fire_decision_training.docx
+++ b/packages/document-engine/templates/fire/1.2_fire_decision_training.docx
@@ -113,7 +113,7 @@
           <w:szCs w:val="20"/>
           <w:lang w:val="ro-RO"/>
         </w:rPr>
-        <w:t>În baza prevederilor Legi</w:t>
+        <w:t xml:space="preserve">În baza prevederilor Legii 307/2006 – art. 19 alin. (1) lit. a) și g)</w:t>
       </w:r>
       <w:r>
         <w:rPr>
@@ -126,19 +126,19 @@
           <w:szCs w:val="20"/>
           <w:lang w:val="ro-RO"/>
         </w:rPr>
-        <w:t>i 307/</w:t>
-      </w:r>
-      <w:r>
-        <w:rPr>
-          <w:rFonts w:eastAsia="Arial" w:cs="Arial" w:ascii="Arial" w:hAnsi="Arial"/>
-          <w:color w:val="auto"/>
-          <w:spacing w:val="0"/>
-          <w:w w:val="100"/>
-          <w:sz w:val="20"/>
-          <w:szCs w:val="20"/>
-          <w:lang w:val="ro-RO"/>
-        </w:rPr>
-        <w:t>2006 – art. 19 lit.</w:t>
+        <w:t xml:space="preserve"/>
+      </w:r>
+      <w:r>
+        <w:rPr>
+          <w:rFonts w:eastAsia="Arial" w:cs="Arial" w:ascii="Arial" w:hAnsi="Arial"/>
+          <w:color w:val="auto"/>
+          <w:spacing w:val="0"/>
+          <w:w w:val="100"/>
+          <w:sz w:val="20"/>
+          <w:szCs w:val="20"/>
+          <w:lang w:val="ro-RO"/>
+        </w:rPr>
+        <w:t xml:space="preserve"/>
       </w:r>
       <w:r>
         <w:rPr>
@@ -151,19 +151,19 @@
           <w:szCs w:val="20"/>
           <w:lang w:val="ro-RO"/>
         </w:rPr>
-        <w:t xml:space="preserve"> a) și</w:t>
-      </w:r>
-      <w:r>
-        <w:rPr>
-          <w:rFonts w:eastAsia="Arial" w:cs="Arial" w:ascii="Arial" w:hAnsi="Arial"/>
-          <w:color w:val="auto"/>
-          <w:spacing w:val="0"/>
-          <w:w w:val="100"/>
-          <w:sz w:val="20"/>
-          <w:szCs w:val="20"/>
-          <w:lang w:val="ro-RO"/>
-        </w:rPr>
-        <w:t xml:space="preserve"> g), ale Legii 481/2004 – art. 28 alin. (1) lit. f), ale OMAI 712/2005 – art. 8 pct. 1, ale OMAI 786/2005 – art. 3 și ale OMAI 163/2007 – art. 5 lit. b) ș</w:t>
+        <w:t xml:space="preserve"/>
+      </w:r>
+      <w:r>
+        <w:rPr>
+          <w:rFonts w:eastAsia="Arial" w:cs="Arial" w:ascii="Arial" w:hAnsi="Arial"/>
+          <w:color w:val="auto"/>
+          <w:spacing w:val="0"/>
+          <w:w w:val="100"/>
+          <w:sz w:val="20"/>
+          <w:szCs w:val="20"/>
+          <w:lang w:val="ro-RO"/>
+        </w:rPr>
+        <w:t xml:space="preserve">, ale Legii 481/2004 – art. 28 alin. (1) lit. f), ale OMAI 712/2005 – art. 8 alin. (1), ale OMAI 786/2005 – art. I pct. 2 și ale OMAI 163/2007 – art. 5 lit. b) ș</w:t>
       </w:r>
       <w:r>
         <w:rPr>
@@ -352,31 +352,31 @@
           <w:szCs w:val="20"/>
           <w:lang w:val="ro-RO"/>
         </w:rPr>
-        <w:t>Pentru executarea instructajului introductiv general: {{fir</w:t>
-      </w:r>
-      <w:r>
-        <w:rPr>
-          <w:rFonts w:eastAsia="Arial" w:cs="Arial" w:ascii="Arial" w:hAnsi="Arial"/>
-          <w:color w:val="auto"/>
-          <w:spacing w:val="0"/>
-          <w:w w:val="100"/>
-          <w:sz w:val="20"/>
-          <w:szCs w:val="20"/>
-          <w:lang w:val="ro-RO"/>
-        </w:rPr>
-        <w:t>eSafetyTechnician.na</w:t>
-      </w:r>
-      <w:r>
-        <w:rPr>
-          <w:rFonts w:eastAsia="Arial" w:cs="Arial" w:ascii="Arial" w:hAnsi="Arial"/>
-          <w:color w:val="auto"/>
-          <w:spacing w:val="0"/>
-          <w:w w:val="100"/>
-          <w:sz w:val="20"/>
-          <w:szCs w:val="20"/>
-          <w:lang w:val="ro-RO"/>
-        </w:rPr>
-        <w:t>me}}, cadru tehnic cu atribuții în domeniul apărării împotriva incendiilor, reprezentant al {{provider.legalName}};</w:t>
+        <w:t xml:space="preserve">Pentru executarea instructajului introductiv general se desemnează {{fireSafetyTechnician.name}}</w:t>
+      </w:r>
+      <w:r>
+        <w:rPr>
+          <w:rFonts w:eastAsia="Arial" w:cs="Arial" w:ascii="Arial" w:hAnsi="Arial"/>
+          <w:color w:val="auto"/>
+          <w:spacing w:val="0"/>
+          <w:w w:val="100"/>
+          <w:sz w:val="20"/>
+          <w:szCs w:val="20"/>
+          <w:lang w:val="ro-RO"/>
+        </w:rPr>
+        <w:t xml:space="preserve"/>
+      </w:r>
+      <w:r>
+        <w:rPr>
+          <w:rFonts w:eastAsia="Arial" w:cs="Arial" w:ascii="Arial" w:hAnsi="Arial"/>
+          <w:color w:val="auto"/>
+          <w:spacing w:val="0"/>
+          <w:w w:val="100"/>
+          <w:sz w:val="20"/>
+          <w:szCs w:val="20"/>
+          <w:lang w:val="ro-RO"/>
+        </w:rPr>
+        <w:t xml:space="preserve">, cadru tehnic cu atribuții în domeniul apărării împotriva incendiilor, reprezentant al {{provider.legalName}};</w:t>
       </w:r>
     </w:p>
     <w:p>
@@ -404,7 +404,7 @@
           <w:szCs w:val="20"/>
           <w:lang w:val="ro-RO"/>
         </w:rPr>
-        <w:t>Pentru executarea instructajului la locul de muncă și a instructajului periodic al șefilor locurilor de muncă din cadrul {{client.legalName}}: {{fireSaf</w:t>
+        <w:t xml:space="preserve">Pentru executarea instructajului specific locului de muncă și a instructajului periodic pentru conducătorii locurilor de muncă din cadrul {{client.legalName}} se desemnează {{fireSafetyTechnician.name}}</w:t>
       </w:r>
       <w:r>
         <w:rPr>
@@ -417,7 +417,7 @@
           <w:szCs w:val="20"/>
           <w:lang w:val="ro-RO"/>
         </w:rPr>
-        <w:t>etyTechnician.name}}, cadru t</w:t>
+        <w:t xml:space="preserve">, cadru t</w:t>
       </w:r>
       <w:r>
         <w:rPr>
@@ -496,7 +496,7 @@
           <w:szCs w:val="20"/>
           <w:lang w:val="ro-RO"/>
         </w:rPr>
-        <w:t>Pentru executarea instructajului la locul de muncă în cadrul {{cli</w:t>
+        <w:t xml:space="preserve">Pentru executarea instructajului specific locului de muncă în cadrul {{cli</w:t>
       </w:r>
       <w:r>
         <w:rPr>
@@ -521,43 +521,43 @@
           <w:szCs w:val="20"/>
           <w:lang w:val="ro-RO"/>
         </w:rPr>
-        <w:t xml:space="preserve"> conform OMAI 712/2005 – art. 16 și OMAI 786/2005 – art. 1 pct. 7, se desemnează șeful fiecărui loc de muncă: {{#fire.workplaceManagers}}{{name}}, având func</w:t>
-      </w:r>
-      <w:r>
-        <w:rPr>
-          <w:rFonts w:eastAsia="Arial" w:cs="Arial" w:ascii="Arial" w:hAnsi="Arial"/>
-          <w:color w:val="auto"/>
-          <w:spacing w:val="0"/>
-          <w:w w:val="100"/>
-          <w:sz w:val="20"/>
-          <w:szCs w:val="20"/>
-          <w:lang w:val="ro-RO"/>
-        </w:rPr>
-        <w:t>ția de {{jobTitleRun</w:t>
-      </w:r>
-      <w:r>
-        <w:rPr>
-          <w:rFonts w:eastAsia="Arial" w:cs="Arial" w:ascii="Arial" w:hAnsi="Arial"/>
-          <w:color w:val="auto"/>
-          <w:spacing w:val="0"/>
-          <w:w w:val="100"/>
-          <w:sz w:val="20"/>
-          <w:szCs w:val="20"/>
-          <w:lang w:val="ro-RO"/>
-        </w:rPr>
-        <w:t>On}}; {{/fire.work</w:t>
-      </w:r>
-      <w:r>
-        <w:rPr>
-          <w:rFonts w:eastAsia="Arial" w:cs="Arial" w:ascii="Arial" w:hAnsi="Arial"/>
-          <w:color w:val="auto"/>
-          <w:spacing w:val="0"/>
-          <w:w w:val="100"/>
-          <w:sz w:val="20"/>
-          <w:szCs w:val="20"/>
-          <w:lang w:val="ro-RO"/>
-        </w:rPr>
-        <w:t>placeManagers}}</w:t>
+        <w:t xml:space="preserve"> conform OMAI 712/2005 – art. 16 și OMAI 786/2005 – art. I pct. 7, se desemnează conducătorul fiecărui loc de muncă: {{#fire.workplaceManagers}}{{name}}, având func</w:t>
+      </w:r>
+      <w:r>
+        <w:rPr>
+          <w:rFonts w:eastAsia="Arial" w:cs="Arial" w:ascii="Arial" w:hAnsi="Arial"/>
+          <w:color w:val="auto"/>
+          <w:spacing w:val="0"/>
+          <w:w w:val="100"/>
+          <w:sz w:val="20"/>
+          <w:szCs w:val="20"/>
+          <w:lang w:val="ro-RO"/>
+        </w:rPr>
+        <w:t xml:space="preserve">ția de {{jobTitleRunOn}}{{^$last}}; {{/$last}}{{/fire.workplaceManagers}};</w:t>
+      </w:r>
+      <w:r>
+        <w:rPr>
+          <w:rFonts w:eastAsia="Arial" w:cs="Arial" w:ascii="Arial" w:hAnsi="Arial"/>
+          <w:color w:val="auto"/>
+          <w:spacing w:val="0"/>
+          <w:w w:val="100"/>
+          <w:sz w:val="20"/>
+          <w:szCs w:val="20"/>
+          <w:lang w:val="ro-RO"/>
+        </w:rPr>
+        <w:t xml:space="preserve"/>
+      </w:r>
+      <w:r>
+        <w:rPr>
+          <w:rFonts w:eastAsia="Arial" w:cs="Arial" w:ascii="Arial" w:hAnsi="Arial"/>
+          <w:color w:val="auto"/>
+          <w:spacing w:val="0"/>
+          <w:w w:val="100"/>
+          <w:sz w:val="20"/>
+          <w:szCs w:val="20"/>
+          <w:lang w:val="ro-RO"/>
+        </w:rPr>
+        <w:t xml:space="preserve"/>
       </w:r>
     </w:p>
     <w:p>
@@ -610,55 +610,55 @@
           <w:szCs w:val="20"/>
           <w:lang w:val="ro-RO"/>
         </w:rPr>
-        <w:t xml:space="preserve"> conform OMAI 712/2005 – art. 31 și OMAI 786/2005, se desemnează șeful fiecărui loc de muncă: {{#fire.workplaceManagers}}{{name}}, având f</w:t>
-      </w:r>
-      <w:r>
-        <w:rPr>
-          <w:rFonts w:eastAsia="Arial" w:cs="Arial" w:ascii="Arial" w:hAnsi="Arial"/>
-          <w:color w:val="auto"/>
-          <w:spacing w:val="0"/>
-          <w:w w:val="100"/>
-          <w:sz w:val="20"/>
-          <w:szCs w:val="20"/>
-          <w:lang w:val="ro-RO"/>
-        </w:rPr>
-        <w:t>uncția de {{jobTitle</w:t>
-      </w:r>
-      <w:r>
-        <w:rPr>
-          <w:rFonts w:eastAsia="Arial" w:cs="Arial" w:ascii="Arial" w:hAnsi="Arial"/>
-          <w:color w:val="auto"/>
-          <w:spacing w:val="0"/>
-          <w:w w:val="100"/>
-          <w:sz w:val="20"/>
-          <w:szCs w:val="20"/>
-          <w:lang w:val="ro-RO"/>
-        </w:rPr>
-        <w:t>RunOn}}, {{/fire.w</w:t>
-      </w:r>
-      <w:r>
-        <w:rPr>
-          <w:rFonts w:eastAsia="Arial" w:cs="Arial" w:ascii="Arial" w:hAnsi="Arial"/>
-          <w:color w:val="auto"/>
-          <w:spacing w:val="0"/>
-          <w:w w:val="100"/>
-          <w:sz w:val="20"/>
-          <w:szCs w:val="20"/>
-          <w:lang w:val="ro-RO"/>
-        </w:rPr>
-        <w:t>orkplaceManager</w:t>
-      </w:r>
-      <w:r>
-        <w:rPr>
-          <w:rFonts w:eastAsia="Arial" w:cs="Arial" w:ascii="Arial" w:hAnsi="Arial"/>
-          <w:color w:val="auto"/>
-          <w:spacing w:val="0"/>
-          <w:w w:val="100"/>
-          <w:sz w:val="20"/>
-          <w:szCs w:val="20"/>
-          <w:lang w:val="ro-RO"/>
-        </w:rPr>
-        <w:t>s}}și, după caz,</w:t>
+        <w:t xml:space="preserve"> conform OMAI 712/2005 – art. 31 și OMAI 786/2005, se desemnează conducătorul fiecărui loc de muncă: {{#fire.workplaceManagers}}{{name}}, având f</w:t>
+      </w:r>
+      <w:r>
+        <w:rPr>
+          <w:rFonts w:eastAsia="Arial" w:cs="Arial" w:ascii="Arial" w:hAnsi="Arial"/>
+          <w:color w:val="auto"/>
+          <w:spacing w:val="0"/>
+          <w:w w:val="100"/>
+          <w:sz w:val="20"/>
+          <w:szCs w:val="20"/>
+          <w:lang w:val="ro-RO"/>
+        </w:rPr>
+        <w:t xml:space="preserve">uncția de {{jobTitleRunOn}}; {{/fire.workplaceManagers}}și, după caz,</w:t>
+      </w:r>
+      <w:r>
+        <w:rPr>
+          <w:rFonts w:eastAsia="Arial" w:cs="Arial" w:ascii="Arial" w:hAnsi="Arial"/>
+          <w:color w:val="auto"/>
+          <w:spacing w:val="0"/>
+          <w:w w:val="100"/>
+          <w:sz w:val="20"/>
+          <w:szCs w:val="20"/>
+          <w:lang w:val="ro-RO"/>
+        </w:rPr>
+        <w:t xml:space="preserve"/>
+      </w:r>
+      <w:r>
+        <w:rPr>
+          <w:rFonts w:eastAsia="Arial" w:cs="Arial" w:ascii="Arial" w:hAnsi="Arial"/>
+          <w:color w:val="auto"/>
+          <w:spacing w:val="0"/>
+          <w:w w:val="100"/>
+          <w:sz w:val="20"/>
+          <w:szCs w:val="20"/>
+          <w:lang w:val="ro-RO"/>
+        </w:rPr>
+        <w:t xml:space="preserve"/>
+      </w:r>
+      <w:r>
+        <w:rPr>
+          <w:rFonts w:eastAsia="Arial" w:cs="Arial" w:ascii="Arial" w:hAnsi="Arial"/>
+          <w:color w:val="auto"/>
+          <w:spacing w:val="0"/>
+          <w:w w:val="100"/>
+          <w:sz w:val="20"/>
+          <w:szCs w:val="20"/>
+          <w:lang w:val="ro-RO"/>
+        </w:rPr>
+        <w:t xml:space="preserve"/>
       </w:r>
       <w:r>
         <w:rPr>
@@ -759,7 +759,7 @@
           <w:szCs w:val="20"/>
           <w:lang w:val="ro-RO"/>
         </w:rPr>
-        <w:t>Pentru executarea instructajului pe schimb, conform OMAI 712/2005 – art. 32–34, se desemnează șeful fiecărui loc de muncă: {{#fir</w:t>
+        <w:t xml:space="preserve">Pentru executarea instructajului pe schimb, conform OMAI 712/2005 – art. 32–34, se desemnează conducătorul fiecărui loc de muncă: {{#fir</w:t>
       </w:r>
       <w:r>
         <w:rPr>
@@ -795,19 +795,19 @@
           <w:szCs w:val="20"/>
           <w:lang w:val="ro-RO"/>
         </w:rPr>
-        <w:t>uncția de {{job</w:t>
-      </w:r>
-      <w:r>
-        <w:rPr>
-          <w:rFonts w:eastAsia="Arial" w:cs="Arial" w:ascii="Arial" w:hAnsi="Arial"/>
-          <w:color w:val="auto"/>
-          <w:spacing w:val="0"/>
-          <w:w w:val="100"/>
-          <w:sz w:val="20"/>
-          <w:szCs w:val="20"/>
-          <w:lang w:val="ro-RO"/>
-        </w:rPr>
-        <w:t>TitleRunOn}}; {{</w:t>
+        <w:t xml:space="preserve">uncția de {{jobTitleRunOn}}{{^$last}}; {{/$last}}{{/fire.workplaceManagers}};</w:t>
+      </w:r>
+      <w:r>
+        <w:rPr>
+          <w:rFonts w:eastAsia="Arial" w:cs="Arial" w:ascii="Arial" w:hAnsi="Arial"/>
+          <w:color w:val="auto"/>
+          <w:spacing w:val="0"/>
+          <w:w w:val="100"/>
+          <w:sz w:val="20"/>
+          <w:szCs w:val="20"/>
+          <w:lang w:val="ro-RO"/>
+        </w:rPr>
+        <w:t xml:space="preserve"/>
       </w:r>
       <w:r>
         <w:rPr>
@@ -820,19 +820,19 @@
           <w:szCs w:val="20"/>
           <w:lang w:val="ro-RO"/>
         </w:rPr>
-        <w:t>/fire.workplaceM</w:t>
-      </w:r>
-      <w:r>
-        <w:rPr>
-          <w:rFonts w:eastAsia="Arial" w:cs="Arial" w:ascii="Arial" w:hAnsi="Arial"/>
-          <w:color w:val="auto"/>
-          <w:spacing w:val="0"/>
-          <w:w w:val="100"/>
-          <w:sz w:val="20"/>
-          <w:szCs w:val="20"/>
-          <w:lang w:val="ro-RO"/>
-        </w:rPr>
-        <w:t>anagers}}</w:t>
+        <w:t xml:space="preserve"/>
+      </w:r>
+      <w:r>
+        <w:rPr>
+          <w:rFonts w:eastAsia="Arial" w:cs="Arial" w:ascii="Arial" w:hAnsi="Arial"/>
+          <w:color w:val="auto"/>
+          <w:spacing w:val="0"/>
+          <w:w w:val="100"/>
+          <w:sz w:val="20"/>
+          <w:szCs w:val="20"/>
+          <w:lang w:val="ro-RO"/>
+        </w:rPr>
+        <w:t xml:space="preserve"/>
       </w:r>
     </w:p>
     <w:p>
@@ -860,7 +860,7 @@
           <w:szCs w:val="20"/>
           <w:lang w:val="ro-RO"/>
         </w:rPr>
-        <w:t>Pentru executarea instructajului special pentru lucrări periculoase se vor avea în vedere tehnologia de execuție, de către conducătorul formației de lucru, și tehnologia de lucru, de către conducătorul locului de muncă. Efectuarea instructajului special pentru lucrări periculoase se consemnează, după caz, în permisul (autorizația) de execuție a lucrării, în registrul de tură sau în fișele individuale;</w:t>
+        <w:t xml:space="preserve">Instructajul special pentru lucrări periculoase se execută de conducătorul formației de lucru, privind tehnologia de execuție, și de conducătorul locului de muncă, privind tehnologia de lucru. Efectuarea instructajului special pentru lucrări periculoase se consemnează, după caz, în permisul (autorizația) de execuție a lucrării, în registrul de tură sau în fișele individuale de instructaj;</w:t>
       </w:r>
     </w:p>
     <w:p>
@@ -889,7 +889,7 @@
           <w:szCs w:val="20"/>
           <w:lang w:val="ro-RO"/>
         </w:rPr>
-        <w:t>Instructajul la conversia profesională se execută:</w:t>
+        <w:t xml:space="preserve">Instructajul la recalificarea profesională se execută:</w:t>
       </w:r>
     </w:p>
     <w:p>
@@ -920,7 +920,7 @@
           <w:szCs w:val="20"/>
           <w:lang w:val="ro-RO"/>
         </w:rPr>
-        <w:t>în cazul persoanelor care își vor desfășura activitatea în alt loc de muncă, conform celor de mai sus (punctul 2);</w:t>
+        <w:t xml:space="preserve">în cazul persoanelor care își vor desfășura activitatea în alt loc de muncă, conform celor de mai sus (punctul 3);</w:t>
       </w:r>
     </w:p>
     <w:p>
@@ -951,7 +951,7 @@
           <w:szCs w:val="20"/>
           <w:lang w:val="ro-RO"/>
         </w:rPr>
-        <w:t>în cazul persoanelor care își vor desfășura activitatea în cadrul altui agent economic sau al altei instituții, conform celor de mai sus (punctele 1 și 2).</w:t>
+        <w:t xml:space="preserve">în cazul persoanelor care își vor desfășura activitatea în cadrul altui operator economic sau al altei instituții, conform celor de mai sus (punctele 1 și 3).</w:t>
       </w:r>
     </w:p>
     <w:p>
@@ -979,7 +979,7 @@
           <w:szCs w:val="20"/>
           <w:lang w:val="ro-RO"/>
         </w:rPr>
-        <w:t>Instructajul pentru personalul din afara unității se execută de către personalul tehnic cu atribuții în domeniul prevenirii și stingerii incendiilor sau de conducătorul locului de muncă în care este prevăzut un astfel de instructa</w:t>
+        <w:t xml:space="preserve">Instructajul pentru personalul din afara operatorului economic se execută de cadrul tehnic cu atribuții în domeniul apărării împotriva incendiilor sau de conducătorul locului de muncă în care este prevăzut un astfel de instructa</w:t>
       </w:r>
       <w:r>
         <w:rPr>
@@ -1027,7 +1027,7 @@
           <w:szCs w:val="20"/>
           <w:lang w:val="ro-RO"/>
         </w:rPr>
-        <w:t xml:space="preserve"> de {{jobTitleRu</w:t>
+        <w:t xml:space="preserve"> de {{jobTitleRunOn}}{{^$last}}; {{/$last}}{{/fire.workplaceManagers}}.</w:t>
       </w:r>
       <w:r>
         <w:rPr>
@@ -1040,19 +1040,19 @@
           <w:szCs w:val="20"/>
           <w:lang w:val="ro-RO"/>
         </w:rPr>
-        <w:t>nOn}}; {{/fire.w</w:t>
-      </w:r>
-      <w:r>
-        <w:rPr>
-          <w:rFonts w:eastAsia="Arial" w:cs="Arial" w:ascii="Arial" w:hAnsi="Arial"/>
-          <w:color w:val="auto"/>
-          <w:spacing w:val="0"/>
-          <w:w w:val="100"/>
-          <w:sz w:val="20"/>
-          <w:szCs w:val="20"/>
-          <w:lang w:val="ro-RO"/>
-        </w:rPr>
-        <w:t>orkplaceManagers}}</w:t>
+        <w:t xml:space="preserve"/>
+      </w:r>
+      <w:r>
+        <w:rPr>
+          <w:rFonts w:eastAsia="Arial" w:cs="Arial" w:ascii="Arial" w:hAnsi="Arial"/>
+          <w:color w:val="auto"/>
+          <w:spacing w:val="0"/>
+          <w:w w:val="100"/>
+          <w:sz w:val="20"/>
+          <w:szCs w:val="20"/>
+          <w:lang w:val="ro-RO"/>
+        </w:rPr>
+        <w:t xml:space="preserve"/>
       </w:r>
     </w:p>
     <w:p>
@@ -1081,7 +1081,7 @@
           <w:szCs w:val="20"/>
           <w:lang w:val="ro-RO"/>
         </w:rPr>
-        <w:t xml:space="preserve">Instruirea în domeniul prevenirii și stingerii incendiilor în cadrul </w:t>
+        <w:t xml:space="preserve">Instruirea în domeniul apărării împotriva incendiilor în cadrul </w:t>
       </w:r>
       <w:r>
         <w:rPr>
@@ -1390,7 +1390,7 @@
           <w:szCs w:val="20"/>
           <w:lang w:val="ro-RO"/>
         </w:rPr>
-        <w:t>Conținutul instructajului – acte normative generale (Legea 481/2004, OMAI 166/2010, OMAI 1259/2006, Legea 307/2006 privind apărarea împotriva incendiilor, OMAI 163/2007, OMAI 106/2007), astfel:</w:t>
+        <w:t xml:space="preserve">Conținutul instructajului – acte normative generale (Legea 481/2004, OMAI 166/2010, OMAI 1259/2006, Legea 307/2006, OMAI 163/2007, OMAI 106/2007), astfel:</w:t>
       </w:r>
     </w:p>
     <w:p>
@@ -1420,7 +1420,7 @@
           <w:szCs w:val="20"/>
           <w:lang w:val="ro-RO"/>
         </w:rPr>
-        <w:t>acte normative specifice: normele PSI și de dotare valabile în unitate, capitolul corespunzător obligațiilor PSI pentru personalul din categoria instruită;</w:t>
+        <w:t xml:space="preserve">acte normative specifice: normele de apărare împotriva incendiilor și de dotare valabile în unitate, capitolul corespunzător obligațiilor de apărare împotriva incendiilor ale personalului din categoria instruită;</w:t>
       </w:r>
     </w:p>
     <w:p>
@@ -1482,7 +1482,7 @@
           <w:szCs w:val="20"/>
           <w:lang w:val="ro-RO"/>
         </w:rPr>
-        <w:t>forme și metode specifice de PSI: controale PSI (interne, din societate, și externe, de exemplu ale pompierilor militari), modul de sancționare a încălcărilor normelor PSI (contravenționale sau infracționale), măsuri de îmbunătățire a PSI, cu termene și responsabilități, forțe de intervenție (personalul de la locul de muncă, convenție), pompieri militari;</w:t>
+        <w:t xml:space="preserve">forme și metode specifice de apărare împotriva incendiilor: controale (interne, din societate, și externe, de exemplu ale inspectoratului pentru situații de urgență), modul de sancționare a încălcărilor normelor de apărare împotriva incendiilor (contravenționale sau infracționale), măsuri de îmbunătățire a apărării împotriva incendiilor, cu termene și responsabilități, forțe de intervenție (personalul de la locul de muncă, convenție), serviciul profesionist pentru situații de urgență (ISU);</w:t>
       </w:r>
     </w:p>
     <w:p>
@@ -1513,7 +1513,7 @@
           <w:szCs w:val="20"/>
           <w:lang w:val="ro-RO"/>
         </w:rPr>
-        <w:t>mijloacele tehnice de PSI existente și modul de utilizare a acestora: instalații speciale (de semnalizare și de stingere a incendiilor), instalații de stingere cu hidranți (interiori, exteriori) și modul de echipare a acestora (teoretic și practic), stingătoare portabile și transportabile, descriere sumară a construcției și substanțelor de stingere utilizate și descrierea amănunțită a modului de punere în funcțiune;</w:t>
+        <w:t xml:space="preserve">mijloacele tehnice de apărare împotriva incendiilor existente și modul de utilizare a acestora: instalații speciale (de semnalizare și de stingere a incendiilor), instalații de stingere cu hidranți (interiori, exteriori) și modul de echipare a acestora (teoretic și practic), stingătoare portabile și transportabile, descriere sumară a construcției și substanțelor de stingere utilizate și descrierea amănunțită a modului de punere în funcțiune;</w:t>
       </w:r>
     </w:p>
     <w:p>
@@ -1544,7 +1544,7 @@
           <w:szCs w:val="20"/>
           <w:lang w:val="ro-RO"/>
         </w:rPr>
-        <w:t>modul de acțiune în cazul observării unui incendiu și anunțarea lui: data și ora observării incendiului, locul evenimentului, mijloace de anunțare (telefon, sonerie), persoana care a anunțat incendiul, alarmarea forțelor proprii, anunțarea pompierilor militari – serviciul profesionist pentru situații de urgență, alarmarea conducerii societății, alarmarea altor forțe (dacă este cazul);</w:t>
+        <w:t xml:space="preserve">modul de acțiune în cazul observării unui incendiu și al anunțării acestuia: data și ora observării incendiului, locul evenimentului, mijloace de anunțare (telefon, sonerie), persoana care a anunțat incendiul, alarmarea forțelor proprii, anunțarea serviciului profesionist pentru situații de urgență (ISU), alarmarea conducerii societății, alarmarea altor forțe (dacă este cazul);</w:t>
       </w:r>
     </w:p>
     <w:p>
@@ -1697,7 +1697,7 @@
           <w:szCs w:val="20"/>
           <w:lang w:val="ro-RO"/>
         </w:rPr>
-        <w:t>Instructajul se finalizează cu un test grilă de minimum 10 întrebări, la care este necesar ca 70% din răspunsuri să fie corecte. Nu vor fi admise la lucru persoanele ce nu îndeplinesc criteriile de cunoștințe minime. Acestea din urmă vor repeta testarea până vor fi declarate apte din punct de vedere al cunoștințelor minime în domeniul apărării împotriva incendiilor.</w:t>
+        <w:t xml:space="preserve">Instructajul se finalizează cu un test grilă de minimum 10 întrebări, la care este necesar ca 70% din răspunsuri să fie corecte. Nu vor fi admise la lucru persoanele ce nu îndeplinesc criteriile minime de cunoștințe. Acestea din urmă vor repeta testarea până vor fi declarate apte din punctul de vedere al cunoștințelor minime în domeniul apărării împotriva incendiilor.</w:t>
       </w:r>
     </w:p>
     <w:p>
@@ -2175,7 +2175,7 @@
           <w:szCs w:val="20"/>
           <w:lang w:val="ro-RO"/>
         </w:rPr>
-        <w:t>Instructajul se finalizează cu un test grilă de minimum 10 întrebări, la care este necesar ca 70% din răspunsuri să fie corecte. Nu vor fi admise la lucru persoanele ce nu îndeplinesc criteriile de cunoștințe.</w:t>
+        <w:t xml:space="preserve">Instructajul se finalizează cu un test grilă de minimum 10 întrebări, la care este necesar ca 70% din răspunsuri să fie corecte. Nu vor fi admise la lucru persoanele ce nu îndeplinesc criteriile minime de cunoștințe.</w:t>
       </w:r>
     </w:p>
     <w:p>
@@ -2298,8 +2298,6 @@
       <w:r>
         <w:rPr>
           <w:rFonts w:eastAsia="Arial" w:cs="Arial" w:ascii="Arial" w:hAnsi="Arial"/>
-          <w:b/>
-          <w:bCs/>
           <w:color w:val="auto"/>
           <w:spacing w:val="0"/>
           <w:w w:val="100"/>
@@ -2333,16 +2331,14 @@
       <w:r>
         <w:rPr>
           <w:rFonts w:eastAsia="Arial" w:cs="Arial" w:ascii="Arial" w:hAnsi="Arial"/>
-          <w:b/>
-          <w:bCs/>
-          <w:color w:val="auto"/>
-          <w:spacing w:val="0"/>
-          <w:w w:val="100"/>
-          <w:sz w:val="20"/>
-          <w:szCs w:val="20"/>
-          <w:lang w:val="ro-RO"/>
-        </w:rPr>
-        <w:t>personalul administrativ ({{fire.staff.administrativeText}}) va fi instruit la {{fire.schedule.administrativeIntervalLabel}}, respectiv în {{fire.schedule.administrativeMonths}}, între zilele {{fire.schedule.dayFrom}} și {{fire.schedule.dayTo}} ale lunii;</w:t>
+          <w:color w:val="auto"/>
+          <w:spacing w:val="0"/>
+          <w:w w:val="100"/>
+          <w:sz w:val="20"/>
+          <w:szCs w:val="20"/>
+          <w:lang w:val="ro-RO"/>
+        </w:rPr>
+        <w:t xml:space="preserve">personalul administrativ ({{fire.staff.administrativeText}}) va fi instruit o dată la {{fire.schedule.administrativeIntervalLabel}}, respectiv în {{fire.schedule.administrativeMonths}}, între zilele {{fire.schedule.dayFrom}} și {{fire.schedule.dayTo}} ale lunii{{#fire.staff.executionText}};{{/fire.staff.executionText}}{{^fire.staff.executionText}}.{{/fire.staff.executionText}}</w:t>
       </w:r>
     </w:p>
     <w:p>
@@ -2368,8 +2364,6 @@
       <w:r>
         <w:rPr>
           <w:rFonts w:eastAsia="Arial" w:cs="Arial" w:ascii="Arial" w:hAnsi="Arial"/>
-          <w:b/>
-          <w:bCs/>
           <w:color w:val="auto"/>
           <w:spacing w:val="0"/>
           <w:w w:val="100"/>
@@ -2403,8 +2397,6 @@
       <w:r>
         <w:rPr>
           <w:rFonts w:eastAsia="Arial" w:cs="Arial" w:ascii="Arial" w:hAnsi="Arial"/>
-          <w:b/>
-          <w:bCs/>
           <w:color w:val="auto"/>
           <w:spacing w:val="0"/>
           <w:w w:val="100"/>
@@ -2438,16 +2430,14 @@
       <w:r>
         <w:rPr>
           <w:rFonts w:eastAsia="Arial" w:cs="Arial" w:ascii="Arial" w:hAnsi="Arial"/>
-          <w:b/>
-          <w:bCs/>
-          <w:color w:val="auto"/>
-          <w:spacing w:val="0"/>
-          <w:w w:val="100"/>
-          <w:sz w:val="20"/>
-          <w:szCs w:val="20"/>
-          <w:lang w:val="ro-RO"/>
-        </w:rPr>
-        <w:t>personalul de execuție ({{fire.staff.executionText}}) va fi instruit la {{fire.schedule.workerIntervalLabel}}, respectiv în {{fire.schedule.workerMonths}}, între zilele {{fire.schedule.dayFrom}} și {{fire.schedule.dayTo}} ale lunii;</w:t>
+          <w:color w:val="auto"/>
+          <w:spacing w:val="0"/>
+          <w:w w:val="100"/>
+          <w:sz w:val="20"/>
+          <w:szCs w:val="20"/>
+          <w:lang w:val="ro-RO"/>
+        </w:rPr>
+        <w:t xml:space="preserve">personalul de execuție ({{fire.staff.executionText}}) va fi instruit o dată la {{fire.schedule.workerIntervalLabel}}, respectiv în {{fire.schedule.workerMonths}}, între zilele {{fire.schedule.dayFrom}} și {{fire.schedule.dayTo}} ale lunii.</w:t>
       </w:r>
     </w:p>
     <w:p>
@@ -2473,8 +2463,6 @@
       <w:r>
         <w:rPr>
           <w:rFonts w:eastAsia="Arial" w:cs="Arial" w:ascii="Arial" w:hAnsi="Arial"/>
-          <w:b/>
-          <w:bCs/>
           <w:color w:val="auto"/>
           <w:spacing w:val="0"/>
           <w:w w:val="100"/>
@@ -2513,7 +2501,7 @@
           <w:szCs w:val="20"/>
           <w:lang w:val="ro-RO"/>
         </w:rPr>
-        <w:t>Lista personalului nominalizat în echipa de primă intervenție va fi actualizată lunar. Componența echipelor de primă intervenție se stabilește de șeful locului de muncă din care fac parte membrii acestora.</w:t>
+        <w:t xml:space="preserve">Lista personalului nominalizat în echipa de primă intervenție va fi actualizată lunar. Componența echipelor de primă intervenție se stabilește de conducătorul locului de muncă din care fac parte membrii acestora.</w:t>
       </w:r>
     </w:p>
     <w:p>
@@ -2607,7 +2595,7 @@
           <w:szCs w:val="20"/>
           <w:lang w:val="ro-RO"/>
         </w:rPr>
-        <w:t>când un salariat a lipsit mai mult de treizeci de zile calendaristice de la locul de muncă;</w:t>
+        <w:t xml:space="preserve">când un salariat a lipsit mai mult de 30 de zile calendaristice de la locul de muncă;</w:t>
       </w:r>
     </w:p>
     <w:p>
@@ -2895,7 +2883,7 @@
           <w:szCs w:val="20"/>
           <w:lang w:val="ro-RO"/>
         </w:rPr>
-        <w:t>Tematica de instruire pentru instructajul pe schimb va cuprinde cel puțin atenționarea salariaților din tura de serviciu asupra principalelor reguli și măsuri de PSI, care trebuie urmărite ținându-se seama de constatările din tura anterioară, precum și de operațiunile sau lucrările care se execută pe timpul schimbului respectiv.</w:t>
+        <w:t xml:space="preserve">Tematica de instruire pentru instructajul pe schimb va cuprinde cel puțin atenționarea salariaților din tura de serviciu asupra principalelor reguli și măsuri de apărare împotriva incendiilor, care trebuie urmărite ținându-se seama de constatările din tura anterioară, precum și de operațiunile sau lucrările care se execută pe timpul schimbului respectiv.</w:t>
       </w:r>
     </w:p>
     <w:p>
@@ -3397,19 +3385,19 @@
           <w:u w:val="single"/>
           <w:lang w:val="ro-RO"/>
         </w:rPr>
-        <w:t>Instructajul la conversia profesiona</w:t>
-      </w:r>
-      <w:r>
-        <w:rPr>
-          <w:rFonts w:eastAsia="Arial" w:cs="Arial" w:ascii="Arial" w:hAnsi="Arial"/>
-          <w:color w:val="auto"/>
-          <w:spacing w:val="0"/>
-          <w:w w:val="100"/>
-          <w:sz w:val="20"/>
-          <w:szCs w:val="20"/>
-          <w:lang w:val="ro-RO"/>
-        </w:rPr>
-        <w:t>lă:</w:t>
+        <w:t xml:space="preserve">Instructajul la recalificarea profesională:</w:t>
+      </w:r>
+      <w:r>
+        <w:rPr>
+          <w:rFonts w:eastAsia="Arial" w:cs="Arial" w:ascii="Arial" w:hAnsi="Arial"/>
+          <w:color w:val="auto"/>
+          <w:spacing w:val="0"/>
+          <w:w w:val="100"/>
+          <w:sz w:val="20"/>
+          <w:szCs w:val="20"/>
+          <w:lang w:val="ro-RO"/>
+        </w:rPr>
+        <w:t xml:space="preserve"/>
       </w:r>
     </w:p>
     <w:p>
@@ -3471,7 +3459,7 @@
           <w:szCs w:val="20"/>
           <w:lang w:val="ro-RO"/>
         </w:rPr>
-        <w:t>În cazul persoanelor care își vor desfășura activitatea în alt loc de muncă din cadrul aceluiași agent economic sau al aceleiași instituții, se vor respecta prevederile instructajului specific locului de muncă.</w:t>
+        <w:t xml:space="preserve">În cazul persoanelor care își vor desfășura activitatea în alt loc de muncă din cadrul aceluiași operator economic sau al aceleiași instituții, se vor respecta prevederile instructajului specific locului de muncă.</w:t>
       </w:r>
     </w:p>
     <w:p>
@@ -3502,7 +3490,7 @@
           <w:szCs w:val="20"/>
           <w:lang w:val="ro-RO"/>
         </w:rPr>
-        <w:t>În cazul persoanelor care își vor desfășura activitatea în cadrul altui agent economic sau al unei instituții, acestea se consideră nou angajate și vor parcurge categoriile de instructaje prevăzute în prezenta decizie.</w:t>
+        <w:t xml:space="preserve">În cazul persoanelor care își vor desfășura activitatea în cadrul altui operator economic sau al unei instituții, acestea se consideră nou angajate și vor parcurge categoriile de instructaje prevăzute în prezenta decizie.</w:t>
       </w:r>
     </w:p>
     <w:p>
@@ -3532,19 +3520,19 @@
           <w:u w:val="single"/>
           <w:lang w:val="ro-RO"/>
         </w:rPr>
-        <w:t>Instructajul pentru personalul din afara unității</w:t>
-      </w:r>
-      <w:r>
-        <w:rPr>
-          <w:rFonts w:eastAsia="Arial" w:cs="Arial" w:ascii="Arial" w:hAnsi="Arial"/>
-          <w:color w:val="auto"/>
-          <w:spacing w:val="0"/>
-          <w:w w:val="100"/>
-          <w:sz w:val="20"/>
-          <w:szCs w:val="20"/>
-          <w:lang w:val="ro-RO"/>
-        </w:rPr>
-        <w:t>:</w:t>
+        <w:t xml:space="preserve">Instructajul pentru personalul din afara operatorului economic:</w:t>
+      </w:r>
+      <w:r>
+        <w:rPr>
+          <w:rFonts w:eastAsia="Arial" w:cs="Arial" w:ascii="Arial" w:hAnsi="Arial"/>
+          <w:color w:val="auto"/>
+          <w:spacing w:val="0"/>
+          <w:w w:val="100"/>
+          <w:sz w:val="20"/>
+          <w:szCs w:val="20"/>
+          <w:lang w:val="ro-RO"/>
+        </w:rPr>
+        <w:t xml:space="preserve"/>
       </w:r>
     </w:p>
     <w:p>
@@ -3575,7 +3563,7 @@
           <w:szCs w:val="20"/>
           <w:lang w:val="ro-RO"/>
         </w:rPr>
-        <w:t>Durata instructajului pentru personalul din afara unității va fi de minimum 15 minute.</w:t>
+        <w:t xml:space="preserve">Durata instructajului pentru personalul din afara operatorului economic va fi de minimum 15 minute.</w:t>
       </w:r>
     </w:p>
     <w:p>
@@ -3792,7 +3780,7 @@
           <w:szCs w:val="20"/>
           <w:lang w:val="ro-RO"/>
         </w:rPr>
-        <w:t>Instructajul pentru personalul din afara agentului economic se efectuează, de regulă, de personalul tehnic cu atribuții în domeniul prevenirii și stingerii incendiilor, de șeful serviciului de situații de urgență sau de conducătorul locului de muncă în care este prevăzut un asemenea instructaj.</w:t>
+        <w:t xml:space="preserve">Instructajul pentru personalul din afara operatorului economic se efectuează, de regulă, de cadrul tehnic cu atribuții în domeniul apărării împotriva incendiilor, de șeful serviciului privat pentru situații de urgență sau de conducătorul locului de muncă în care este prevăzut un asemenea instructaj.</w:t>
       </w:r>
     </w:p>
     <w:p>
@@ -3824,7 +3812,7 @@
           <w:szCs w:val="20"/>
           <w:lang w:val="ro-RO"/>
         </w:rPr>
-        <w:t>Tematica instructajului pentru personalul din afara unității va cuprinde cel puțin următoarele:</w:t>
+        <w:t xml:space="preserve">Tematica instructajului pentru personalul din afara operatorului economic va cuprinde cel puțin următoarele:</w:t>
       </w:r>
     </w:p>
     <w:p>
@@ -3855,7 +3843,7 @@
           <w:szCs w:val="20"/>
           <w:lang w:val="ro-RO"/>
         </w:rPr>
-        <w:t>prezentarea procedurilor specifice instructajului introductiv general pentru categoriile de persoane prevăzute la Art. 3, litera A, punctul 2, litera a) și b);</w:t>
+        <w:t xml:space="preserve">prezentarea procedurilor specifice instructajului introductiv general pentru categoriile de persoane prevăzute la art. 2 lit. G pct. 2 lit. a) și b);</w:t>
       </w:r>
     </w:p>
     <w:p>
@@ -3886,7 +3874,7 @@
           <w:szCs w:val="20"/>
           <w:lang w:val="ro-RO"/>
         </w:rPr>
-        <w:t>prezentarea procedurilor din cadrul instructajului specific locului de muncă pentru persoanele prevăzute la Art. 3, litera A, punctul 2, litera c) și d);</w:t>
+        <w:t xml:space="preserve">prezentarea procedurilor din cadrul instructajului specific locului de muncă pentru persoanele prevăzute la art. 2 lit. G pct. 2 lit. c) și d);</w:t>
       </w:r>
     </w:p>
     <w:p>
@@ -4068,7 +4056,7 @@
           <w:szCs w:val="20"/>
           <w:lang w:val="ro-RO"/>
         </w:rPr>
-        <w:t>instructajul la locul de muncă;</w:t>
+        <w:t xml:space="preserve">instructajul specific locului de muncă;</w:t>
       </w:r>
     </w:p>
     <w:p>
@@ -4159,7 +4147,7 @@
           <w:szCs w:val="20"/>
           <w:lang w:val="ro-RO"/>
         </w:rPr>
-        <w:t>instructajul la conversia profesională.</w:t>
+        <w:t xml:space="preserve">instructajul la recalificarea profesională.</w:t>
       </w:r>
     </w:p>
     <w:p>
@@ -4310,7 +4298,7 @@
           <w:szCs w:val="20"/>
           <w:lang w:val="ro-RO"/>
         </w:rPr>
-        <w:t>instructajul pentru persoanele din afara unității;</w:t>
+        <w:t xml:space="preserve">instructajul pentru personalul din afara operatorului economic;</w:t>
       </w:r>
     </w:p>
     <w:p>
@@ -4425,7 +4413,7 @@
           <w:szCs w:val="20"/>
           <w:lang w:val="ro-RO"/>
         </w:rPr>
-        <w:t>Conform contractului de prestări servicii, activitatea de instruire este coordonată de {{fireS</w:t>
+        <w:t xml:space="preserve">Conform contractului de prestări de servicii, activitatea de instruire este coordonată de {{fireS</w:t>
       </w:r>
       <w:r>
         <w:rPr>
@@ -4586,115 +4574,115 @@
           <w:szCs w:val="20"/>
           <w:lang w:val="ro-RO"/>
         </w:rPr>
-        <w:t>Pentru a se asigura executarea instructajelor, părți</w:t>
-      </w:r>
-      <w:r>
-        <w:rPr>
-          <w:rFonts w:eastAsia="Arial" w:cs="Arial" w:ascii="Arial" w:hAnsi="Arial"/>
-          <w:color w:val="auto"/>
-          <w:spacing w:val="0"/>
-          <w:w w:val="100"/>
-          <w:sz w:val="20"/>
-          <w:szCs w:val="20"/>
-          <w:lang w:val="ro-RO"/>
-        </w:rPr>
-        <w:t>le vor colabora cu c</w:t>
-      </w:r>
-      <w:r>
-        <w:rPr>
-          <w:rFonts w:eastAsia="Arial" w:cs="Arial" w:ascii="Arial" w:hAnsi="Arial"/>
-          <w:color w:val="auto"/>
-          <w:spacing w:val="0"/>
-          <w:w w:val="100"/>
-          <w:sz w:val="20"/>
-          <w:szCs w:val="20"/>
-          <w:lang w:val="ro-RO"/>
-        </w:rPr>
-        <w:t>el</w:t>
-      </w:r>
-      <w:r>
-        <w:rPr>
-          <w:rFonts w:eastAsia="Arial" w:cs="Arial" w:ascii="Arial" w:hAnsi="Arial"/>
-          <w:color w:val="auto"/>
-          <w:spacing w:val="0"/>
-          <w:w w:val="100"/>
-          <w:sz w:val="20"/>
-          <w:szCs w:val="20"/>
-          <w:lang w:val="ro-RO"/>
-        </w:rPr>
-        <w:t xml:space="preserve"> puțin 72 de</w:t>
-      </w:r>
-      <w:r>
-        <w:rPr>
-          <w:rFonts w:eastAsia="Arial" w:cs="Arial" w:ascii="Arial" w:hAnsi="Arial"/>
-          <w:color w:val="auto"/>
-          <w:spacing w:val="0"/>
-          <w:w w:val="100"/>
-          <w:sz w:val="20"/>
-          <w:szCs w:val="20"/>
-          <w:lang w:val="ro-RO"/>
-        </w:rPr>
-        <w:t xml:space="preserve"> ore înainte, prin {{fireSafetyTechnician.name}}, cadru tehnic cu atribuții în domeniul apărării împotriva incendiilor, reprezentant al {{provider.legalName}}, și {{f</w:t>
-      </w:r>
-      <w:r>
-        <w:rPr>
-          <w:rFonts w:eastAsia="Arial" w:cs="Arial" w:ascii="Arial" w:hAnsi="Arial"/>
-          <w:color w:val="auto"/>
-          <w:spacing w:val="0"/>
-          <w:w w:val="100"/>
-          <w:sz w:val="20"/>
-          <w:szCs w:val="20"/>
-          <w:lang w:val="ro-RO"/>
-        </w:rPr>
-        <w:t>ire.</w:t>
-      </w:r>
-      <w:r>
-        <w:rPr>
-          <w:rFonts w:eastAsia="Arial" w:cs="Arial" w:ascii="Arial" w:hAnsi="Arial"/>
-          <w:color w:val="auto"/>
-          <w:spacing w:val="0"/>
-          <w:w w:val="100"/>
-          <w:sz w:val="20"/>
-          <w:szCs w:val="20"/>
-          <w:lang w:val="ro-RO"/>
-        </w:rPr>
-        <w:t xml:space="preserve">coordinator.name}}, </w:t>
-      </w:r>
-      <w:r>
-        <w:rPr>
-          <w:rFonts w:eastAsia="Arial" w:cs="Arial" w:ascii="Arial" w:hAnsi="Arial"/>
-          <w:color w:val="auto"/>
-          <w:spacing w:val="0"/>
-          <w:w w:val="100"/>
-          <w:sz w:val="20"/>
-          <w:szCs w:val="20"/>
-          <w:lang w:val="ro-RO"/>
-        </w:rPr>
-        <w:t>având funcția de {</w:t>
-      </w:r>
-      <w:r>
-        <w:rPr>
-          <w:rFonts w:eastAsia="Arial" w:cs="Arial" w:ascii="Arial" w:hAnsi="Arial"/>
-          <w:color w:val="auto"/>
-          <w:spacing w:val="0"/>
-          <w:w w:val="100"/>
-          <w:sz w:val="20"/>
-          <w:szCs w:val="20"/>
-          <w:lang w:val="ro-RO"/>
-        </w:rPr>
-        <w:t>{fire.coordinat</w:t>
-      </w:r>
-      <w:r>
-        <w:rPr>
-          <w:rFonts w:eastAsia="Arial" w:cs="Arial" w:ascii="Arial" w:hAnsi="Arial"/>
-          <w:color w:val="auto"/>
-          <w:spacing w:val="0"/>
-          <w:w w:val="100"/>
-          <w:sz w:val="20"/>
-          <w:szCs w:val="20"/>
-          <w:lang w:val="ro-RO"/>
-        </w:rPr>
-        <w:t>or.jobTitleRunOn</w:t>
+        <w:t xml:space="preserve">Data și locul instructajului introductiv general se stabilesc de comun acord, cu cel puțin 72 de ore înainte, de {{fireSafetyTechnician.name}} și {{fire.coordinator.name}}.</w:t>
+      </w:r>
+      <w:r>
+        <w:rPr>
+          <w:rFonts w:eastAsia="Arial" w:cs="Arial" w:ascii="Arial" w:hAnsi="Arial"/>
+          <w:color w:val="auto"/>
+          <w:spacing w:val="0"/>
+          <w:w w:val="100"/>
+          <w:sz w:val="20"/>
+          <w:szCs w:val="20"/>
+          <w:lang w:val="ro-RO"/>
+        </w:rPr>
+        <w:t xml:space="preserve"/>
+      </w:r>
+      <w:r>
+        <w:rPr>
+          <w:rFonts w:eastAsia="Arial" w:cs="Arial" w:ascii="Arial" w:hAnsi="Arial"/>
+          <w:color w:val="auto"/>
+          <w:spacing w:val="0"/>
+          <w:w w:val="100"/>
+          <w:sz w:val="20"/>
+          <w:szCs w:val="20"/>
+          <w:lang w:val="ro-RO"/>
+        </w:rPr>
+        <w:t xml:space="preserve"/>
+      </w:r>
+      <w:r>
+        <w:rPr>
+          <w:rFonts w:eastAsia="Arial" w:cs="Arial" w:ascii="Arial" w:hAnsi="Arial"/>
+          <w:color w:val="auto"/>
+          <w:spacing w:val="0"/>
+          <w:w w:val="100"/>
+          <w:sz w:val="20"/>
+          <w:szCs w:val="20"/>
+          <w:lang w:val="ro-RO"/>
+        </w:rPr>
+        <w:t xml:space="preserve"/>
+      </w:r>
+      <w:r>
+        <w:rPr>
+          <w:rFonts w:eastAsia="Arial" w:cs="Arial" w:ascii="Arial" w:hAnsi="Arial"/>
+          <w:color w:val="auto"/>
+          <w:spacing w:val="0"/>
+          <w:w w:val="100"/>
+          <w:sz w:val="20"/>
+          <w:szCs w:val="20"/>
+          <w:lang w:val="ro-RO"/>
+        </w:rPr>
+        <w:t xml:space="preserve"/>
+      </w:r>
+      <w:r>
+        <w:rPr>
+          <w:rFonts w:eastAsia="Arial" w:cs="Arial" w:ascii="Arial" w:hAnsi="Arial"/>
+          <w:color w:val="auto"/>
+          <w:spacing w:val="0"/>
+          <w:w w:val="100"/>
+          <w:sz w:val="20"/>
+          <w:szCs w:val="20"/>
+          <w:lang w:val="ro-RO"/>
+        </w:rPr>
+        <w:t xml:space="preserve"/>
+      </w:r>
+      <w:r>
+        <w:rPr>
+          <w:rFonts w:eastAsia="Arial" w:cs="Arial" w:ascii="Arial" w:hAnsi="Arial"/>
+          <w:color w:val="auto"/>
+          <w:spacing w:val="0"/>
+          <w:w w:val="100"/>
+          <w:sz w:val="20"/>
+          <w:szCs w:val="20"/>
+          <w:lang w:val="ro-RO"/>
+        </w:rPr>
+        <w:t xml:space="preserve"/>
+      </w:r>
+      <w:r>
+        <w:rPr>
+          <w:rFonts w:eastAsia="Arial" w:cs="Arial" w:ascii="Arial" w:hAnsi="Arial"/>
+          <w:color w:val="auto"/>
+          <w:spacing w:val="0"/>
+          <w:w w:val="100"/>
+          <w:sz w:val="20"/>
+          <w:szCs w:val="20"/>
+          <w:lang w:val="ro-RO"/>
+        </w:rPr>
+        <w:t xml:space="preserve"/>
+      </w:r>
+      <w:r>
+        <w:rPr>
+          <w:rFonts w:eastAsia="Arial" w:cs="Arial" w:ascii="Arial" w:hAnsi="Arial"/>
+          <w:color w:val="auto"/>
+          <w:spacing w:val="0"/>
+          <w:w w:val="100"/>
+          <w:sz w:val="20"/>
+          <w:szCs w:val="20"/>
+          <w:lang w:val="ro-RO"/>
+        </w:rPr>
+        <w:t xml:space="preserve"/>
+      </w:r>
+      <w:r>
+        <w:rPr>
+          <w:rFonts w:eastAsia="Arial" w:cs="Arial" w:ascii="Arial" w:hAnsi="Arial"/>
+          <w:color w:val="auto"/>
+          <w:spacing w:val="0"/>
+          <w:w w:val="100"/>
+          <w:sz w:val="20"/>
+          <w:szCs w:val="20"/>
+          <w:lang w:val="ro-RO"/>
+        </w:rPr>
+        <w:t xml:space="preserve"/>
       </w:r>
       <w:r>
         <w:rPr>
@@ -4707,19 +4695,19 @@
           <w:szCs w:val="20"/>
           <w:lang w:val="ro-RO"/>
         </w:rPr>
-        <w:t>}} în cadrul {{c</w:t>
-      </w:r>
-      <w:r>
-        <w:rPr>
-          <w:rFonts w:eastAsia="Arial" w:cs="Arial" w:ascii="Arial" w:hAnsi="Arial"/>
-          <w:color w:val="auto"/>
-          <w:spacing w:val="0"/>
-          <w:w w:val="100"/>
-          <w:sz w:val="20"/>
-          <w:szCs w:val="20"/>
-          <w:lang w:val="ro-RO"/>
-        </w:rPr>
-        <w:t>lient.legalName}}, stabilind data și locul unde se efectuează instructajul introductiv general.</w:t>
+        <w:t xml:space="preserve"/>
+      </w:r>
+      <w:r>
+        <w:rPr>
+          <w:rFonts w:eastAsia="Arial" w:cs="Arial" w:ascii="Arial" w:hAnsi="Arial"/>
+          <w:color w:val="auto"/>
+          <w:spacing w:val="0"/>
+          <w:w w:val="100"/>
+          <w:sz w:val="20"/>
+          <w:szCs w:val="20"/>
+          <w:lang w:val="ro-RO"/>
+        </w:rPr>
+        <w:t xml:space="preserve"/>
       </w:r>
     </w:p>
     <w:p>
@@ -4776,7 +4764,7 @@
           <w:szCs w:val="20"/>
           <w:lang w:val="ro-RO"/>
         </w:rPr>
-        <w:t>Personalul din cadrul administrației {{cli</w:t>
+        <w:t xml:space="preserve">{{fire.coordinator.name}} comunică cadrului tehnic orice modificare organizatorică sau de personal, de îndată ce apare.</w:t>
       </w:r>
       <w:r>
         <w:rPr>
@@ -4789,67 +4777,67 @@
           <w:szCs w:val="20"/>
           <w:lang w:val="ro-RO"/>
         </w:rPr>
-        <w:t>ent.legalName}},</w:t>
-      </w:r>
-      <w:r>
-        <w:rPr>
-          <w:rFonts w:eastAsia="Arial" w:cs="Arial" w:ascii="Arial" w:hAnsi="Arial"/>
-          <w:color w:val="auto"/>
-          <w:spacing w:val="0"/>
-          <w:w w:val="100"/>
-          <w:sz w:val="20"/>
-          <w:szCs w:val="20"/>
-          <w:lang w:val="ro-RO"/>
-        </w:rPr>
-        <w:t xml:space="preserve"> prin {{fire.coordi</w:t>
-      </w:r>
-      <w:r>
-        <w:rPr>
-          <w:rFonts w:eastAsia="Arial" w:cs="Arial" w:ascii="Arial" w:hAnsi="Arial"/>
-          <w:color w:val="auto"/>
-          <w:spacing w:val="0"/>
-          <w:w w:val="100"/>
-          <w:sz w:val="20"/>
-          <w:szCs w:val="20"/>
-          <w:lang w:val="ro-RO"/>
-        </w:rPr>
-        <w:t xml:space="preserve">nator.name}}, având </w:t>
-      </w:r>
-      <w:r>
-        <w:rPr>
-          <w:rFonts w:eastAsia="Arial" w:cs="Arial" w:ascii="Arial" w:hAnsi="Arial"/>
-          <w:color w:val="auto"/>
-          <w:spacing w:val="0"/>
-          <w:w w:val="100"/>
-          <w:sz w:val="20"/>
-          <w:szCs w:val="20"/>
-          <w:lang w:val="ro-RO"/>
-        </w:rPr>
-        <w:t>funcția de {{fire.</w:t>
-      </w:r>
-      <w:r>
-        <w:rPr>
-          <w:rFonts w:eastAsia="Arial" w:cs="Arial" w:ascii="Arial" w:hAnsi="Arial"/>
-          <w:color w:val="auto"/>
-          <w:spacing w:val="0"/>
-          <w:w w:val="100"/>
-          <w:sz w:val="20"/>
-          <w:szCs w:val="20"/>
-          <w:lang w:val="ro-RO"/>
-        </w:rPr>
-        <w:t>coordinator.job</w:t>
-      </w:r>
-      <w:r>
-        <w:rPr>
-          <w:rFonts w:eastAsia="Arial" w:cs="Arial" w:ascii="Arial" w:hAnsi="Arial"/>
-          <w:color w:val="auto"/>
-          <w:spacing w:val="0"/>
-          <w:w w:val="100"/>
-          <w:sz w:val="20"/>
-          <w:szCs w:val="20"/>
-          <w:lang w:val="ro-RO"/>
-        </w:rPr>
-        <w:t xml:space="preserve">TitleRunOn}} în </w:t>
+        <w:t xml:space="preserve"/>
+      </w:r>
+      <w:r>
+        <w:rPr>
+          <w:rFonts w:eastAsia="Arial" w:cs="Arial" w:ascii="Arial" w:hAnsi="Arial"/>
+          <w:color w:val="auto"/>
+          <w:spacing w:val="0"/>
+          <w:w w:val="100"/>
+          <w:sz w:val="20"/>
+          <w:szCs w:val="20"/>
+          <w:lang w:val="ro-RO"/>
+        </w:rPr>
+        <w:t xml:space="preserve"/>
+      </w:r>
+      <w:r>
+        <w:rPr>
+          <w:rFonts w:eastAsia="Arial" w:cs="Arial" w:ascii="Arial" w:hAnsi="Arial"/>
+          <w:color w:val="auto"/>
+          <w:spacing w:val="0"/>
+          <w:w w:val="100"/>
+          <w:sz w:val="20"/>
+          <w:szCs w:val="20"/>
+          <w:lang w:val="ro-RO"/>
+        </w:rPr>
+        <w:t xml:space="preserve"/>
+      </w:r>
+      <w:r>
+        <w:rPr>
+          <w:rFonts w:eastAsia="Arial" w:cs="Arial" w:ascii="Arial" w:hAnsi="Arial"/>
+          <w:color w:val="auto"/>
+          <w:spacing w:val="0"/>
+          <w:w w:val="100"/>
+          <w:sz w:val="20"/>
+          <w:szCs w:val="20"/>
+          <w:lang w:val="ro-RO"/>
+        </w:rPr>
+        <w:t xml:space="preserve"/>
+      </w:r>
+      <w:r>
+        <w:rPr>
+          <w:rFonts w:eastAsia="Arial" w:cs="Arial" w:ascii="Arial" w:hAnsi="Arial"/>
+          <w:color w:val="auto"/>
+          <w:spacing w:val="0"/>
+          <w:w w:val="100"/>
+          <w:sz w:val="20"/>
+          <w:szCs w:val="20"/>
+          <w:lang w:val="ro-RO"/>
+        </w:rPr>
+        <w:t xml:space="preserve"/>
+      </w:r>
+      <w:r>
+        <w:rPr>
+          <w:rFonts w:eastAsia="Arial" w:cs="Arial" w:ascii="Arial" w:hAnsi="Arial"/>
+          <w:color w:val="auto"/>
+          <w:spacing w:val="0"/>
+          <w:w w:val="100"/>
+          <w:sz w:val="20"/>
+          <w:szCs w:val="20"/>
+          <w:lang w:val="ro-RO"/>
+        </w:rPr>
+        <w:t xml:space="preserve"/>
       </w:r>
       <w:r>
         <w:rPr>
@@ -4862,19 +4850,19 @@
           <w:szCs w:val="20"/>
           <w:lang w:val="ro-RO"/>
         </w:rPr>
-        <w:t>cadrul {{client.</w:t>
-      </w:r>
-      <w:r>
-        <w:rPr>
-          <w:rFonts w:eastAsia="Arial" w:cs="Arial" w:ascii="Arial" w:hAnsi="Arial"/>
-          <w:color w:val="auto"/>
-          <w:spacing w:val="0"/>
-          <w:w w:val="100"/>
-          <w:sz w:val="20"/>
-          <w:szCs w:val="20"/>
-          <w:lang w:val="ro-RO"/>
-        </w:rPr>
-        <w:t>legalName}}, va oferi informațiile privind modificările organizatorice și de personal din cadrul unității, ori de câte ori acestea apar.</w:t>
+        <w:t xml:space="preserve"/>
+      </w:r>
+      <w:r>
+        <w:rPr>
+          <w:rFonts w:eastAsia="Arial" w:cs="Arial" w:ascii="Arial" w:hAnsi="Arial"/>
+          <w:color w:val="auto"/>
+          <w:spacing w:val="0"/>
+          <w:w w:val="100"/>
+          <w:sz w:val="20"/>
+          <w:szCs w:val="20"/>
+          <w:lang w:val="ro-RO"/>
+        </w:rPr>
+        <w:t xml:space="preserve"/>
       </w:r>
     </w:p>
     <w:p>
@@ -4903,7 +4891,7 @@
           <w:szCs w:val="20"/>
           <w:lang w:val="ro-RO"/>
         </w:rPr>
-        <w:t>Fișele de instruire se întocmesc conform modelului prevăzut de OMAI 712/2005 – art. 46.</w:t>
+        <w:t xml:space="preserve">Fișele individuale de instructaj în domeniul situațiilor de urgență se întocmesc conform modelului prevăzut de OMAI 712/2005 – art. 46.</w:t>
       </w:r>
     </w:p>
     <w:p>
@@ -4991,7 +4979,7 @@
           <w:szCs w:val="20"/>
           <w:lang w:val="ro-RO"/>
         </w:rPr>
-        <w:t>să</w:t>
+        <w:t xml:space="preserve">să semneze fișele individuale de instructaj după ce au efectuat instruirea</w:t>
       </w:r>
       <w:r>
         <w:rPr>
@@ -5004,19 +4992,19 @@
           <w:szCs w:val="20"/>
           <w:lang w:val="ro-RO"/>
         </w:rPr>
-        <w:t xml:space="preserve"> </w:t>
-      </w:r>
-      <w:r>
-        <w:rPr>
-          <w:rFonts w:eastAsia="Arial" w:cs="Arial" w:ascii="Arial" w:hAnsi="Arial"/>
-          <w:color w:val="auto"/>
-          <w:spacing w:val="0"/>
-          <w:w w:val="100"/>
-          <w:sz w:val="20"/>
-          <w:szCs w:val="20"/>
-          <w:lang w:val="ro-RO"/>
-        </w:rPr>
-        <w:t>semneze fișele de instruire după ce au efectuat instruirea și să verifice existența semnăturilor (semnătura celui instruit, semnătura celui care a efectuat instruirea, semnătura celui care a verificat);</w:t>
+        <w:t xml:space="preserve"/>
+      </w:r>
+      <w:r>
+        <w:rPr>
+          <w:rFonts w:eastAsia="Arial" w:cs="Arial" w:ascii="Arial" w:hAnsi="Arial"/>
+          <w:color w:val="auto"/>
+          <w:spacing w:val="0"/>
+          <w:w w:val="100"/>
+          <w:sz w:val="20"/>
+          <w:szCs w:val="20"/>
+          <w:lang w:val="ro-RO"/>
+        </w:rPr>
+        <w:t xml:space="preserve"> și să verifice existența semnăturilor (semnătura celui instruit, semnătura celui care a efectuat instruirea, semnătura celui care a verificat);</w:t>
       </w:r>
     </w:p>
     <w:p>
